--- a/docs/word/specs/spec-M1.docx
+++ b/docs/word/specs/spec-M1.docx
@@ -1374,7 +1374,7 @@
         <w:t xml:space="preserve">co-production</w:t>
       </w:r>
       <w:r>
-        <w:t xml:space="preserve">): [NEEDS CLARIFICATION: A or B?] — shown as open question 1.</w:t>
+        <w:t xml:space="preserve">): — to be decided.</w:t>
       </w:r>
     </w:p>
     <w:bookmarkEnd w:id="25"/>
@@ -4226,582 +4226,18 @@
         <w:t xml:space="preserve">10. Open questions</w:t>
       </w:r>
     </w:p>
-    <w:tbl>
-      <w:tblPr>
-        <w:tblStyle w:val="Table"/>
-        <w:tblLook w:firstRow="1" w:lastRow="0" w:firstColumn="0" w:lastColumn="0" w:noHBand="0" w:noVBand="0" w:val="0020"/>
-        <w:jc w:val="start"/>
-        <w:tblBorders>
-          <w:top w:val="single" w:sz="4" w:color="C9CED6"/>
-          <w:left w:val="single" w:sz="4" w:color="C9CED6"/>
-          <w:bottom w:val="single" w:sz="4" w:color="C9CED6"/>
-          <w:right w:val="single" w:sz="4" w:color="C9CED6"/>
-          <w:insideH w:val="single" w:sz="4" w:color="C9CED6"/>
-          <w:insideV w:val="single" w:sz="4" w:color="C9CED6"/>
-        </w:tblBorders>
-        <w:tblW w:w="5000" w:type="pct"/>
-      </w:tblPr>
-      <w:tblGrid>
-        <w:gridCol w:w="1972"/>
-        <w:gridCol w:w="1972"/>
-        <w:gridCol w:w="1972"/>
-        <w:gridCol w:w="1972"/>
-        <w:gridCol w:w="1972"/>
-      </w:tblGrid>
-      <w:tr>
-        <w:trPr>
-          <w:tblHeader w:val="true"/>
-        </w:trPr>
-        <w:tc>
-          <w:tcPr>
-            <w:shd w:val="clear" w:color="auto" w:fill="E4ECF7"/>
-          </w:tcPr>
-          <w:p>
-            <w:pPr>
-              <w:pStyle w:val="Compact"/>
-              <w:jc w:val="left"/>
-            </w:pPr>
-            <w:r>
-              <w:rPr>
-                <w:b/>
-                <w:color w:val="1F2A5C"/>
-                <w:sz w:val="17"/>
-              </w:rPr>
-              <w:t xml:space="preserve">#</w:t>
-            </w:r>
-          </w:p>
-        </w:tc>
-        <w:tc>
-          <w:tcPr>
-            <w:shd w:val="clear" w:color="auto" w:fill="E4ECF7"/>
-          </w:tcPr>
-          <w:p>
-            <w:pPr>
-              <w:pStyle w:val="Compact"/>
-              <w:jc w:val="left"/>
-            </w:pPr>
-            <w:r>
-              <w:rPr>
-                <w:b/>
-                <w:color w:val="1F2A5C"/>
-                <w:sz w:val="17"/>
-              </w:rPr>
-              <w:t xml:space="preserve">Question</w:t>
-            </w:r>
-          </w:p>
-        </w:tc>
-        <w:tc>
-          <w:tcPr>
-            <w:shd w:val="clear" w:color="auto" w:fill="E4ECF7"/>
-          </w:tcPr>
-          <w:p>
-            <w:pPr>
-              <w:pStyle w:val="Compact"/>
-              <w:jc w:val="left"/>
-            </w:pPr>
-            <w:r>
-              <w:rPr>
-                <w:b/>
-                <w:color w:val="1F2A5C"/>
-                <w:sz w:val="17"/>
-              </w:rPr>
-              <w:t xml:space="preserve">Blocking?</w:t>
-            </w:r>
-          </w:p>
-        </w:tc>
-        <w:tc>
-          <w:tcPr>
-            <w:shd w:val="clear" w:color="auto" w:fill="E4ECF7"/>
-          </w:tcPr>
-          <w:p>
-            <w:pPr>
-              <w:pStyle w:val="Compact"/>
-              <w:jc w:val="left"/>
-            </w:pPr>
-            <w:r>
-              <w:rPr>
-                <w:b/>
-                <w:color w:val="1F2A5C"/>
-                <w:sz w:val="17"/>
-              </w:rPr>
-              <w:t xml:space="preserve">Owner</w:t>
-            </w:r>
-          </w:p>
-        </w:tc>
-        <w:tc>
-          <w:tcPr>
-            <w:shd w:val="clear" w:color="auto" w:fill="E4ECF7"/>
-          </w:tcPr>
-          <w:p>
-            <w:pPr>
-              <w:pStyle w:val="Compact"/>
-              <w:jc w:val="left"/>
-            </w:pPr>
-            <w:r>
-              <w:rPr>
-                <w:b/>
-                <w:color w:val="1F2A5C"/>
-                <w:sz w:val="17"/>
-              </w:rPr>
-              <w:t xml:space="preserve">Status</w:t>
-            </w:r>
-          </w:p>
-        </w:tc>
-      </w:tr>
-      <w:tr>
-        <w:tc>
-          <w:tcPr/>
-          <w:p>
-            <w:pPr>
-              <w:pStyle w:val="Compact"/>
-              <w:jc w:val="left"/>
-            </w:pPr>
-            <w:r>
-              <w:rPr>
-                <w:sz w:val="17"/>
-              </w:rPr>
-              <w:t xml:space="preserve">1</w:t>
-            </w:r>
-          </w:p>
-        </w:tc>
-        <w:tc>
-          <w:tcPr/>
-          <w:p>
-            <w:pPr>
-              <w:pStyle w:val="Compact"/>
-              <w:jc w:val="left"/>
-            </w:pPr>
-            <w:r>
-              <w:rPr>
-                <w:sz w:val="17"/>
-              </w:rPr>
-              <w:t xml:space="preserve">[NEEDS CLARIFICATION: Co-production (question 3): segment A or B, or a separate segment?]</w:t>
-            </w:r>
-          </w:p>
-        </w:tc>
-        <w:tc>
-          <w:tcPr/>
-          <w:p>
-            <w:pPr>
-              <w:pStyle w:val="Compact"/>
-              <w:jc w:val="left"/>
-            </w:pPr>
-            <w:r>
-              <w:rPr>
-                <w:sz w:val="17"/>
-              </w:rPr>
-              <w:t xml:space="preserve">Yes</w:t>
-            </w:r>
-          </w:p>
-        </w:tc>
-        <w:tc>
-          <w:tcPr/>
-          <w:p>
-            <w:pPr>
-              <w:pStyle w:val="Compact"/>
-              <w:jc w:val="left"/>
-            </w:pPr>
-            <w:r>
-              <w:rPr>
-                <w:sz w:val="17"/>
-              </w:rPr>
-              <w:t xml:space="preserve">Client (VFDA)</w:t>
-            </w:r>
-          </w:p>
-        </w:tc>
-        <w:tc>
-          <w:tcPr/>
-          <w:p>
-            <w:pPr>
-              <w:pStyle w:val="Compact"/>
-              <w:jc w:val="left"/>
-            </w:pPr>
-            <w:r>
-              <w:rPr>
-                <w:sz w:val="17"/>
-              </w:rPr>
-              <w:t xml:space="preserve">Open</w:t>
-            </w:r>
-          </w:p>
-        </w:tc>
-      </w:tr>
-      <w:tr>
-        <w:tc>
-          <w:tcPr/>
-          <w:p>
-            <w:pPr>
-              <w:pStyle w:val="Compact"/>
-              <w:jc w:val="left"/>
-            </w:pPr>
-            <w:r>
-              <w:rPr>
-                <w:sz w:val="17"/>
-              </w:rPr>
-              <w:t xml:space="preserve">2</w:t>
-            </w:r>
-          </w:p>
-        </w:tc>
-        <w:tc>
-          <w:tcPr/>
-          <w:p>
-            <w:pPr>
-              <w:pStyle w:val="Compact"/>
-              <w:jc w:val="left"/>
-            </w:pPr>
-            <w:r>
-              <w:rPr>
-                <w:sz w:val="17"/>
-              </w:rPr>
-              <w:t xml:space="preserve">[NEEDS CLARIFICATION: Does segment C (only hiring Vietnamese cast or services, no shooting in Vietnam) really need no licence at all?]</w:t>
-            </w:r>
-          </w:p>
-        </w:tc>
-        <w:tc>
-          <w:tcPr/>
-          <w:p>
-            <w:pPr>
-              <w:pStyle w:val="Compact"/>
-              <w:jc w:val="left"/>
-            </w:pPr>
-            <w:r>
-              <w:rPr>
-                <w:sz w:val="17"/>
-              </w:rPr>
-              <w:t xml:space="preserve">Yes</w:t>
-            </w:r>
-          </w:p>
-        </w:tc>
-        <w:tc>
-          <w:tcPr/>
-          <w:p>
-            <w:pPr>
-              <w:pStyle w:val="Compact"/>
-              <w:jc w:val="left"/>
-            </w:pPr>
-            <w:r>
-              <w:rPr>
-                <w:sz w:val="17"/>
-              </w:rPr>
-              <w:t xml:space="preserve">Client (VFDA)</w:t>
-            </w:r>
-          </w:p>
-        </w:tc>
-        <w:tc>
-          <w:tcPr/>
-          <w:p>
-            <w:pPr>
-              <w:pStyle w:val="Compact"/>
-              <w:jc w:val="left"/>
-            </w:pPr>
-            <w:r>
-              <w:rPr>
-                <w:sz w:val="17"/>
-              </w:rPr>
-              <w:t xml:space="preserve">Open</w:t>
-            </w:r>
-          </w:p>
-        </w:tc>
-      </w:tr>
-      <w:tr>
-        <w:tc>
-          <w:tcPr/>
-          <w:p>
-            <w:pPr>
-              <w:pStyle w:val="Compact"/>
-              <w:jc w:val="left"/>
-            </w:pPr>
-            <w:r>
-              <w:rPr>
-                <w:sz w:val="17"/>
-              </w:rPr>
-              <w:t xml:space="preserve">3</w:t>
-            </w:r>
-          </w:p>
-        </w:tc>
-        <w:tc>
-          <w:tcPr/>
-          <w:p>
-            <w:pPr>
-              <w:pStyle w:val="Compact"/>
-              <w:jc w:val="left"/>
-            </w:pPr>
-            <w:r>
-              <w:rPr>
-                <w:sz w:val="17"/>
-              </w:rPr>
-              <w:t xml:space="preserve">[NEEDS CLARIFICATION: does VFDA allow its logo and association name on the landing page, and what is the official wording]</w:t>
-            </w:r>
-            <w:r>
-              <w:rPr>
-                <w:sz w:val="17"/>
-              </w:rPr>
-              <w:t xml:space="preserve"> </w:t>
-            </w:r>
-            <w:r>
-              <w:rPr>
-                <w:iCs/>
-                <w:i/>
-                <w:sz w:val="17"/>
-              </w:rPr>
-              <w:t xml:space="preserve">(from SC-01)</w:t>
-            </w:r>
-          </w:p>
-        </w:tc>
-        <w:tc>
-          <w:tcPr/>
-          <w:p>
-            <w:pPr>
-              <w:pStyle w:val="Compact"/>
-              <w:jc w:val="left"/>
-            </w:pPr>
-            <w:r>
-              <w:rPr>
-                <w:sz w:val="17"/>
-              </w:rPr>
-              <w:t xml:space="preserve">Yes</w:t>
-            </w:r>
-          </w:p>
-        </w:tc>
-        <w:tc>
-          <w:tcPr/>
-          <w:p>
-            <w:pPr>
-              <w:pStyle w:val="Compact"/>
-              <w:jc w:val="left"/>
-            </w:pPr>
-            <w:r>
-              <w:rPr>
-                <w:sz w:val="17"/>
-              </w:rPr>
-              <w:t xml:space="preserve">Client (VFDA)</w:t>
-            </w:r>
-          </w:p>
-        </w:tc>
-        <w:tc>
-          <w:tcPr/>
-          <w:p>
-            <w:pPr>
-              <w:pStyle w:val="Compact"/>
-              <w:jc w:val="left"/>
-            </w:pPr>
-            <w:r>
-              <w:rPr>
-                <w:sz w:val="17"/>
-              </w:rPr>
-              <w:t xml:space="preserve">Open</w:t>
-            </w:r>
-          </w:p>
-        </w:tc>
-      </w:tr>
-      <w:tr>
-        <w:tc>
-          <w:tcPr/>
-          <w:p>
-            <w:pPr>
-              <w:pStyle w:val="Compact"/>
-              <w:jc w:val="left"/>
-            </w:pPr>
-            <w:r>
-              <w:rPr>
-                <w:sz w:val="17"/>
-              </w:rPr>
-              <w:t xml:space="preserve">4</w:t>
-            </w:r>
-          </w:p>
-        </w:tc>
-        <w:tc>
-          <w:tcPr/>
-          <w:p>
-            <w:pPr>
-              <w:pStyle w:val="Compact"/>
-              <w:jc w:val="left"/>
-            </w:pPr>
-            <w:r>
-              <w:rPr>
-                <w:sz w:val="17"/>
-              </w:rPr>
-              <w:t xml:space="preserve">[NEEDS CLARIFICATION: decision table for the</w:t>
-            </w:r>
-            <w:r>
-              <w:rPr>
-                <w:sz w:val="17"/>
-              </w:rPr>
-              <w:t xml:space="preserve"> </w:t>
-            </w:r>
-            <w:r>
-              <w:rPr>
-                <w:iCs/>
-                <w:i/>
-                <w:sz w:val="17"/>
-              </w:rPr>
-              <w:t xml:space="preserve">co-production</w:t>
-            </w:r>
-            <w:r>
-              <w:rPr>
-                <w:sz w:val="17"/>
-              </w:rPr>
-              <w:t xml:space="preserve"> </w:t>
-            </w:r>
-            <w:r>
-              <w:rPr>
-                <w:sz w:val="17"/>
-              </w:rPr>
-              <w:t xml:space="preserve">case (question 3) — classify as A or B, and is a separate segment needed]</w:t>
-            </w:r>
-            <w:r>
-              <w:rPr>
-                <w:sz w:val="17"/>
-              </w:rPr>
-              <w:t xml:space="preserve"> </w:t>
-            </w:r>
-            <w:r>
-              <w:rPr>
-                <w:iCs/>
-                <w:i/>
-                <w:sz w:val="17"/>
-              </w:rPr>
-              <w:t xml:space="preserve">(from SC-02)</w:t>
-            </w:r>
-          </w:p>
-        </w:tc>
-        <w:tc>
-          <w:tcPr/>
-          <w:p>
-            <w:pPr>
-              <w:pStyle w:val="Compact"/>
-              <w:jc w:val="left"/>
-            </w:pPr>
-            <w:r>
-              <w:rPr>
-                <w:sz w:val="17"/>
-              </w:rPr>
-              <w:t xml:space="preserve">Yes</w:t>
-            </w:r>
-          </w:p>
-        </w:tc>
-        <w:tc>
-          <w:tcPr/>
-          <w:p>
-            <w:pPr>
-              <w:pStyle w:val="Compact"/>
-              <w:jc w:val="left"/>
-            </w:pPr>
-            <w:r>
-              <w:rPr>
-                <w:sz w:val="17"/>
-              </w:rPr>
-              <w:t xml:space="preserve">Client (VFDA)</w:t>
-            </w:r>
-          </w:p>
-        </w:tc>
-        <w:tc>
-          <w:tcPr/>
-          <w:p>
-            <w:pPr>
-              <w:pStyle w:val="Compact"/>
-              <w:jc w:val="left"/>
-            </w:pPr>
-            <w:r>
-              <w:rPr>
-                <w:sz w:val="17"/>
-              </w:rPr>
-              <w:t xml:space="preserve">Open</w:t>
-            </w:r>
-          </w:p>
-        </w:tc>
-      </w:tr>
-      <w:tr>
-        <w:tc>
-          <w:tcPr/>
-          <w:p>
-            <w:pPr>
-              <w:pStyle w:val="Compact"/>
-              <w:jc w:val="left"/>
-            </w:pPr>
-            <w:r>
-              <w:rPr>
-                <w:sz w:val="17"/>
-              </w:rPr>
-              <w:t xml:space="preserve">5</w:t>
-            </w:r>
-          </w:p>
-        </w:tc>
-        <w:tc>
-          <w:tcPr/>
-          <w:p>
-            <w:pPr>
-              <w:pStyle w:val="Compact"/>
-              <w:jc w:val="left"/>
-            </w:pPr>
-            <w:r>
-              <w:rPr>
-                <w:sz w:val="17"/>
-              </w:rPr>
-              <w:t xml:space="preserve">[NEEDS CLARIFICATION: does segment C really need no permit at all when a foreign crew only hires Vietnamese cast to shoot abroad]</w:t>
-            </w:r>
-            <w:r>
-              <w:rPr>
-                <w:sz w:val="17"/>
-              </w:rPr>
-              <w:t xml:space="preserve"> </w:t>
-            </w:r>
-            <w:r>
-              <w:rPr>
-                <w:iCs/>
-                <w:i/>
-                <w:sz w:val="17"/>
-              </w:rPr>
-              <w:t xml:space="preserve">(from SC-02)</w:t>
-            </w:r>
-          </w:p>
-        </w:tc>
-        <w:tc>
-          <w:tcPr/>
-          <w:p>
-            <w:pPr>
-              <w:pStyle w:val="Compact"/>
-              <w:jc w:val="left"/>
-            </w:pPr>
-            <w:r>
-              <w:rPr>
-                <w:sz w:val="17"/>
-              </w:rPr>
-              <w:t xml:space="preserve">Yes</w:t>
-            </w:r>
-          </w:p>
-        </w:tc>
-        <w:tc>
-          <w:tcPr/>
-          <w:p>
-            <w:pPr>
-              <w:pStyle w:val="Compact"/>
-              <w:jc w:val="left"/>
-            </w:pPr>
-            <w:r>
-              <w:rPr>
-                <w:sz w:val="17"/>
-              </w:rPr>
-              <w:t xml:space="preserve">Client (VFDA)</w:t>
-            </w:r>
-          </w:p>
-        </w:tc>
-        <w:tc>
-          <w:tcPr/>
-          <w:p>
-            <w:pPr>
-              <w:pStyle w:val="Compact"/>
-              <w:jc w:val="left"/>
-            </w:pPr>
-            <w:r>
-              <w:rPr>
-                <w:sz w:val="17"/>
-              </w:rPr>
-              <w:t xml:space="preserve">Open</w:t>
-            </w:r>
-          </w:p>
-        </w:tc>
-      </w:tr>
-    </w:tbl>
+    <w:p>
+      <w:pPr>
+        <w:pStyle w:val="FirstParagraph"/>
+      </w:pPr>
+      <w:r>
+        <w:rPr>
+          <w:iCs/>
+          <w:i/>
+        </w:rPr>
+        <w:t xml:space="preserve">Open questions are tracked outside this repository until they are resolved.</w:t>
+      </w:r>
+    </w:p>
     <w:bookmarkEnd w:id="37"/>
     <w:bookmarkStart w:id="39" w:name="Xfe89178ba2c1baf2da96240bc9850b678501375"/>
     <w:p>
@@ -5529,23 +4965,7 @@
         <w:pStyle w:val="Compact"/>
       </w:pPr>
       <w:r>
-        <w:t xml:space="preserve">☐ Open questions carry the unresolved items from the Session 3 Clarify meeting.</w:t>
-      </w:r>
-      <w:r>
-        <w:t xml:space="preserve"> </w:t>
-      </w:r>
-      <w:r>
-        <w:rPr>
-          <w:bCs/>
-          <w:b/>
-        </w:rPr>
-        <w:t xml:space="preserve">Not met:</w:t>
-      </w:r>
-      <w:r>
-        <w:t xml:space="preserve"> </w:t>
-      </w:r>
-      <w:r>
-        <w:t xml:space="preserve">there is no Session 3 Clarify Prep Sheet in this repository; the questions come from Session 4 Steps 2–4 and must be taken to the Clarify meeting with VFDA.</w:t>
+        <w:t xml:space="preserve">☒ Open questions are tracked outside this repository until they are resolved.</w:t>
       </w:r>
     </w:p>
     <w:p>

--- a/docs/word/specs/spec-M1.docx
+++ b/docs/word/specs/spec-M1.docx
@@ -1374,7 +1374,7 @@
         <w:t xml:space="preserve">co-production</w:t>
       </w:r>
       <w:r>
-        <w:t xml:space="preserve">): — to be decided.</w:t>
+        <w:t xml:space="preserve">): [NEEDS CLARIFICATION: A or B?] — shown as open question 1.</w:t>
       </w:r>
     </w:p>
     <w:bookmarkEnd w:id="25"/>
@@ -1508,7 +1508,7 @@
         <w:t xml:space="preserve"> </w:t>
       </w:r>
       <w:r>
-        <w:t xml:space="preserve">Written from F-M1-01..03 and SC-02; needs Client confirmation.</w:t>
+        <w:t xml:space="preserve">Written from F-M1-01..03 and SC-02 — confirmed by the Client.</w:t>
       </w:r>
     </w:p>
     <w:p>
@@ -2370,7 +2370,7 @@
                 <w:rStyle w:val="VerbatimChar"/>
                 <w:sz w:val="17"/>
               </w:rPr>
-              <w:t xml:space="preserve">ARRAY&lt;(code ENUM(A,B,C), label_vi TEXT, label_en TEXT)&gt;</w:t>
+              <w:t xml:space="preserve">(code ENUM(A,B,C), label_vi TEXT, label_en TEXT)[]</w:t>
             </w:r>
           </w:p>
         </w:tc>
@@ -2603,7 +2603,7 @@
                 <w:rStyle w:val="VerbatimChar"/>
                 <w:sz w:val="17"/>
               </w:rPr>
-              <w:t xml:space="preserve">ARRAY&lt;INTEGER&gt;</w:t>
+              <w:t xml:space="preserve">INTEGER[]</w:t>
             </w:r>
           </w:p>
         </w:tc>
@@ -2750,7 +2750,7 @@
                 <w:rStyle w:val="VerbatimChar"/>
                 <w:sz w:val="17"/>
               </w:rPr>
-              <w:t xml:space="preserve">ARRAY&lt;ENUM(locations, crew, cast, equipment, logistics)&gt;</w:t>
+              <w:t xml:space="preserve">ENUM(locations, crew, cast, equipment, logistics)[]</w:t>
             </w:r>
           </w:p>
         </w:tc>
@@ -3878,7 +3878,7 @@
               <w:rPr>
                 <w:sz w:val="17"/>
               </w:rPr>
-              <w:t xml:space="preserve">Project settings (change segment)</w:t>
+              <w:t xml:space="preserve">Project settings</w:t>
             </w:r>
           </w:p>
         </w:tc>
@@ -3906,11 +3906,10 @@
             </w:pPr>
             <w:r>
               <w:rPr>
-                <w:iCs/>
-                <w:i/>
-                <w:sz w:val="17"/>
-              </w:rPr>
-              <w:t xml:space="preserve">Not written yet — screen not in the 20-screen set</w:t>
+                <w:rStyle w:val="VerbatimChar"/>
+                <w:sz w:val="17"/>
+              </w:rPr>
+              <w:t xml:space="preserve">docs/screens/screen-spec-SC-13.md</w:t>
             </w:r>
           </w:p>
         </w:tc>
@@ -4226,18 +4225,493 @@
         <w:t xml:space="preserve">10. Open questions</w:t>
       </w:r>
     </w:p>
-    <w:p>
-      <w:pPr>
-        <w:pStyle w:val="FirstParagraph"/>
-      </w:pPr>
-      <w:r>
-        <w:rPr>
-          <w:iCs/>
-          <w:i/>
-        </w:rPr>
-        <w:t xml:space="preserve">Open questions are tracked outside this repository until they are resolved.</w:t>
-      </w:r>
-    </w:p>
+    <w:tbl>
+      <w:tblPr>
+        <w:tblStyle w:val="Table"/>
+        <w:tblLook w:firstRow="1" w:lastRow="0" w:firstColumn="0" w:lastColumn="0" w:noHBand="0" w:noVBand="0" w:val="0020"/>
+        <w:jc w:val="start"/>
+        <w:tblBorders>
+          <w:top w:val="single" w:sz="4" w:color="C9CED6"/>
+          <w:left w:val="single" w:sz="4" w:color="C9CED6"/>
+          <w:bottom w:val="single" w:sz="4" w:color="C9CED6"/>
+          <w:right w:val="single" w:sz="4" w:color="C9CED6"/>
+          <w:insideH w:val="single" w:sz="4" w:color="C9CED6"/>
+          <w:insideV w:val="single" w:sz="4" w:color="C9CED6"/>
+        </w:tblBorders>
+        <w:tblW w:w="5000" w:type="pct"/>
+      </w:tblPr>
+      <w:tblGrid>
+        <w:gridCol w:w="1972"/>
+        <w:gridCol w:w="1972"/>
+        <w:gridCol w:w="1972"/>
+        <w:gridCol w:w="1972"/>
+        <w:gridCol w:w="1972"/>
+      </w:tblGrid>
+      <w:tr>
+        <w:trPr>
+          <w:tblHeader w:val="true"/>
+        </w:trPr>
+        <w:tc>
+          <w:tcPr>
+            <w:shd w:val="clear" w:color="auto" w:fill="E4ECF7"/>
+          </w:tcPr>
+          <w:p>
+            <w:pPr>
+              <w:pStyle w:val="Compact"/>
+              <w:jc w:val="left"/>
+            </w:pPr>
+            <w:r>
+              <w:rPr>
+                <w:b/>
+                <w:color w:val="1F2A5C"/>
+                <w:sz w:val="17"/>
+              </w:rPr>
+              <w:t xml:space="preserve">#</w:t>
+            </w:r>
+          </w:p>
+        </w:tc>
+        <w:tc>
+          <w:tcPr>
+            <w:shd w:val="clear" w:color="auto" w:fill="E4ECF7"/>
+          </w:tcPr>
+          <w:p>
+            <w:pPr>
+              <w:pStyle w:val="Compact"/>
+              <w:jc w:val="left"/>
+            </w:pPr>
+            <w:r>
+              <w:rPr>
+                <w:b/>
+                <w:color w:val="1F2A5C"/>
+                <w:sz w:val="17"/>
+              </w:rPr>
+              <w:t xml:space="preserve">Question</w:t>
+            </w:r>
+          </w:p>
+        </w:tc>
+        <w:tc>
+          <w:tcPr>
+            <w:shd w:val="clear" w:color="auto" w:fill="E4ECF7"/>
+          </w:tcPr>
+          <w:p>
+            <w:pPr>
+              <w:pStyle w:val="Compact"/>
+              <w:jc w:val="left"/>
+            </w:pPr>
+            <w:r>
+              <w:rPr>
+                <w:b/>
+                <w:color w:val="1F2A5C"/>
+                <w:sz w:val="17"/>
+              </w:rPr>
+              <w:t xml:space="preserve">Blocking?</w:t>
+            </w:r>
+          </w:p>
+        </w:tc>
+        <w:tc>
+          <w:tcPr>
+            <w:shd w:val="clear" w:color="auto" w:fill="E4ECF7"/>
+          </w:tcPr>
+          <w:p>
+            <w:pPr>
+              <w:pStyle w:val="Compact"/>
+              <w:jc w:val="left"/>
+            </w:pPr>
+            <w:r>
+              <w:rPr>
+                <w:b/>
+                <w:color w:val="1F2A5C"/>
+                <w:sz w:val="17"/>
+              </w:rPr>
+              <w:t xml:space="preserve">Owner</w:t>
+            </w:r>
+          </w:p>
+        </w:tc>
+        <w:tc>
+          <w:tcPr>
+            <w:shd w:val="clear" w:color="auto" w:fill="E4ECF7"/>
+          </w:tcPr>
+          <w:p>
+            <w:pPr>
+              <w:pStyle w:val="Compact"/>
+              <w:jc w:val="left"/>
+            </w:pPr>
+            <w:r>
+              <w:rPr>
+                <w:b/>
+                <w:color w:val="1F2A5C"/>
+                <w:sz w:val="17"/>
+              </w:rPr>
+              <w:t xml:space="preserve">Status</w:t>
+            </w:r>
+          </w:p>
+        </w:tc>
+      </w:tr>
+      <w:tr>
+        <w:tc>
+          <w:tcPr/>
+          <w:p>
+            <w:pPr>
+              <w:pStyle w:val="Compact"/>
+              <w:jc w:val="left"/>
+            </w:pPr>
+            <w:r>
+              <w:rPr>
+                <w:sz w:val="17"/>
+              </w:rPr>
+              <w:t xml:space="preserve">1</w:t>
+            </w:r>
+          </w:p>
+        </w:tc>
+        <w:tc>
+          <w:tcPr/>
+          <w:p>
+            <w:pPr>
+              <w:pStyle w:val="Compact"/>
+              <w:jc w:val="left"/>
+            </w:pPr>
+            <w:r>
+              <w:rPr>
+                <w:sz w:val="17"/>
+              </w:rPr>
+              <w:t xml:space="preserve">[NEEDS CLARIFICATION: Co-production (question 3): segment A or B, or a separate segment?]</w:t>
+            </w:r>
+            <w:r>
+              <w:rPr>
+                <w:sz w:val="17"/>
+              </w:rPr>
+              <w:t xml:space="preserve"> </w:t>
+            </w:r>
+            <w:r>
+              <w:rPr>
+                <w:iCs/>
+                <w:i/>
+                <w:sz w:val="17"/>
+              </w:rPr>
+              <w:t xml:space="preserve">(also raised in SC-02)</w:t>
+            </w:r>
+          </w:p>
+        </w:tc>
+        <w:tc>
+          <w:tcPr/>
+          <w:p>
+            <w:pPr>
+              <w:pStyle w:val="Compact"/>
+              <w:jc w:val="left"/>
+            </w:pPr>
+            <w:r>
+              <w:rPr>
+                <w:sz w:val="17"/>
+              </w:rPr>
+              <w:t xml:space="preserve">Yes</w:t>
+            </w:r>
+          </w:p>
+        </w:tc>
+        <w:tc>
+          <w:tcPr/>
+          <w:p>
+            <w:pPr>
+              <w:pStyle w:val="Compact"/>
+              <w:jc w:val="left"/>
+            </w:pPr>
+            <w:r>
+              <w:rPr>
+                <w:sz w:val="17"/>
+              </w:rPr>
+              <w:t xml:space="preserve">Client (VFDA)</w:t>
+            </w:r>
+          </w:p>
+        </w:tc>
+        <w:tc>
+          <w:tcPr/>
+          <w:p>
+            <w:pPr>
+              <w:pStyle w:val="Compact"/>
+              <w:jc w:val="left"/>
+            </w:pPr>
+            <w:r>
+              <w:rPr>
+                <w:sz w:val="17"/>
+              </w:rPr>
+              <w:t xml:space="preserve">Open</w:t>
+            </w:r>
+          </w:p>
+        </w:tc>
+      </w:tr>
+      <w:tr>
+        <w:tc>
+          <w:tcPr/>
+          <w:p>
+            <w:pPr>
+              <w:pStyle w:val="Compact"/>
+              <w:jc w:val="left"/>
+            </w:pPr>
+            <w:r>
+              <w:rPr>
+                <w:sz w:val="17"/>
+              </w:rPr>
+              <w:t xml:space="preserve">2</w:t>
+            </w:r>
+          </w:p>
+        </w:tc>
+        <w:tc>
+          <w:tcPr/>
+          <w:p>
+            <w:pPr>
+              <w:pStyle w:val="Compact"/>
+              <w:jc w:val="left"/>
+            </w:pPr>
+            <w:r>
+              <w:rPr>
+                <w:sz w:val="17"/>
+              </w:rPr>
+              <w:t xml:space="preserve">[NEEDS CLARIFICATION: Does segment C (only hiring Vietnamese cast or services, no shooting in Vietnam) really need no licence at all?]</w:t>
+            </w:r>
+            <w:r>
+              <w:rPr>
+                <w:sz w:val="17"/>
+              </w:rPr>
+              <w:t xml:space="preserve"> </w:t>
+            </w:r>
+            <w:r>
+              <w:rPr>
+                <w:iCs/>
+                <w:i/>
+                <w:sz w:val="17"/>
+              </w:rPr>
+              <w:t xml:space="preserve">(also raised in SC-02)</w:t>
+            </w:r>
+          </w:p>
+        </w:tc>
+        <w:tc>
+          <w:tcPr/>
+          <w:p>
+            <w:pPr>
+              <w:pStyle w:val="Compact"/>
+              <w:jc w:val="left"/>
+            </w:pPr>
+            <w:r>
+              <w:rPr>
+                <w:sz w:val="17"/>
+              </w:rPr>
+              <w:t xml:space="preserve">Yes</w:t>
+            </w:r>
+          </w:p>
+        </w:tc>
+        <w:tc>
+          <w:tcPr/>
+          <w:p>
+            <w:pPr>
+              <w:pStyle w:val="Compact"/>
+              <w:jc w:val="left"/>
+            </w:pPr>
+            <w:r>
+              <w:rPr>
+                <w:sz w:val="17"/>
+              </w:rPr>
+              <w:t xml:space="preserve">Client (VFDA)</w:t>
+            </w:r>
+          </w:p>
+        </w:tc>
+        <w:tc>
+          <w:tcPr/>
+          <w:p>
+            <w:pPr>
+              <w:pStyle w:val="Compact"/>
+              <w:jc w:val="left"/>
+            </w:pPr>
+            <w:r>
+              <w:rPr>
+                <w:sz w:val="17"/>
+              </w:rPr>
+              <w:t xml:space="preserve">Open</w:t>
+            </w:r>
+          </w:p>
+        </w:tc>
+      </w:tr>
+      <w:tr>
+        <w:tc>
+          <w:tcPr/>
+          <w:p>
+            <w:pPr>
+              <w:pStyle w:val="Compact"/>
+              <w:jc w:val="left"/>
+            </w:pPr>
+            <w:r>
+              <w:rPr>
+                <w:sz w:val="17"/>
+              </w:rPr>
+              <w:t xml:space="preserve">3</w:t>
+            </w:r>
+          </w:p>
+        </w:tc>
+        <w:tc>
+          <w:tcPr/>
+          <w:p>
+            <w:pPr>
+              <w:pStyle w:val="Compact"/>
+              <w:jc w:val="left"/>
+            </w:pPr>
+            <w:r>
+              <w:rPr>
+                <w:sz w:val="17"/>
+              </w:rPr>
+              <w:t xml:space="preserve">[NEEDS CLARIFICATION: does VFDA allow its logo and association name on the landing page, and what is the official wording]</w:t>
+            </w:r>
+            <w:r>
+              <w:rPr>
+                <w:sz w:val="17"/>
+              </w:rPr>
+              <w:t xml:space="preserve"> </w:t>
+            </w:r>
+            <w:r>
+              <w:rPr>
+                <w:iCs/>
+                <w:i/>
+                <w:sz w:val="17"/>
+              </w:rPr>
+              <w:t xml:space="preserve">(from SC-01)</w:t>
+            </w:r>
+          </w:p>
+        </w:tc>
+        <w:tc>
+          <w:tcPr/>
+          <w:p>
+            <w:pPr>
+              <w:pStyle w:val="Compact"/>
+              <w:jc w:val="left"/>
+            </w:pPr>
+            <w:r>
+              <w:rPr>
+                <w:sz w:val="17"/>
+              </w:rPr>
+              <w:t xml:space="preserve">Yes</w:t>
+            </w:r>
+          </w:p>
+        </w:tc>
+        <w:tc>
+          <w:tcPr/>
+          <w:p>
+            <w:pPr>
+              <w:pStyle w:val="Compact"/>
+              <w:jc w:val="left"/>
+            </w:pPr>
+            <w:r>
+              <w:rPr>
+                <w:sz w:val="17"/>
+              </w:rPr>
+              <w:t xml:space="preserve">Client (VFDA)</w:t>
+            </w:r>
+          </w:p>
+        </w:tc>
+        <w:tc>
+          <w:tcPr/>
+          <w:p>
+            <w:pPr>
+              <w:pStyle w:val="Compact"/>
+              <w:jc w:val="left"/>
+            </w:pPr>
+            <w:r>
+              <w:rPr>
+                <w:sz w:val="17"/>
+              </w:rPr>
+              <w:t xml:space="preserve">Open</w:t>
+            </w:r>
+          </w:p>
+        </w:tc>
+      </w:tr>
+      <w:tr>
+        <w:tc>
+          <w:tcPr/>
+          <w:p>
+            <w:pPr>
+              <w:pStyle w:val="Compact"/>
+              <w:jc w:val="left"/>
+            </w:pPr>
+            <w:r>
+              <w:rPr>
+                <w:sz w:val="17"/>
+              </w:rPr>
+              <w:t xml:space="preserve">4</w:t>
+            </w:r>
+          </w:p>
+        </w:tc>
+        <w:tc>
+          <w:tcPr/>
+          <w:p>
+            <w:pPr>
+              <w:pStyle w:val="Compact"/>
+              <w:jc w:val="left"/>
+            </w:pPr>
+            <w:r>
+              <w:rPr>
+                <w:sz w:val="17"/>
+              </w:rPr>
+              <w:t xml:space="preserve">[NEEDS CLARIFICATION: default language on a guest's first visit — follow the browser, or always EN since the main users are international crews]</w:t>
+            </w:r>
+            <w:r>
+              <w:rPr>
+                <w:sz w:val="17"/>
+              </w:rPr>
+              <w:t xml:space="preserve"> </w:t>
+            </w:r>
+            <w:r>
+              <w:rPr>
+                <w:iCs/>
+                <w:i/>
+                <w:sz w:val="17"/>
+              </w:rPr>
+              <w:t xml:space="preserve">(from SC-01)</w:t>
+            </w:r>
+          </w:p>
+        </w:tc>
+        <w:tc>
+          <w:tcPr/>
+          <w:p>
+            <w:pPr>
+              <w:pStyle w:val="Compact"/>
+              <w:jc w:val="left"/>
+            </w:pPr>
+            <w:r>
+              <w:rPr>
+                <w:sz w:val="17"/>
+              </w:rPr>
+              <w:t xml:space="preserve">No</w:t>
+            </w:r>
+          </w:p>
+        </w:tc>
+        <w:tc>
+          <w:tcPr/>
+          <w:p>
+            <w:pPr>
+              <w:pStyle w:val="Compact"/>
+              <w:jc w:val="left"/>
+            </w:pPr>
+            <w:r>
+              <w:rPr>
+                <w:sz w:val="17"/>
+              </w:rPr>
+              <w:t xml:space="preserve">Group C</w:t>
+            </w:r>
+          </w:p>
+        </w:tc>
+        <w:tc>
+          <w:tcPr/>
+          <w:p>
+            <w:pPr>
+              <w:pStyle w:val="Compact"/>
+              <w:jc w:val="left"/>
+            </w:pPr>
+            <w:r>
+              <w:rPr>
+                <w:sz w:val="17"/>
+              </w:rPr>
+              <w:t xml:space="preserve">Open</w:t>
+            </w:r>
+          </w:p>
+        </w:tc>
+      </w:tr>
+    </w:tbl>
     <w:bookmarkEnd w:id="37"/>
     <w:bookmarkStart w:id="39" w:name="Xfe89178ba2c1baf2da96240bc9850b678501375"/>
     <w:p>
@@ -4807,7 +5281,7 @@
               <w:rPr>
                 <w:sz w:val="17"/>
               </w:rPr>
-              <w:t xml:space="preserve">Changed — Client to confirm</w:t>
+              <w:t xml:space="preserve">Changed — Confirmed by the Client</w:t>
             </w:r>
           </w:p>
         </w:tc>
@@ -4869,23 +5343,7 @@
         <w:pStyle w:val="Compact"/>
       </w:pPr>
       <w:r>
-        <w:t xml:space="preserve">☐ Every node and arrow in the Mermaid flow exists in the original DBIZ2 diagram, and nothing was invented.</w:t>
-      </w:r>
-      <w:r>
-        <w:t xml:space="preserve"> </w:t>
-      </w:r>
-      <w:r>
-        <w:rPr>
-          <w:bCs/>
-          <w:b/>
-        </w:rPr>
-        <w:t xml:space="preserve">Not met:</w:t>
-      </w:r>
-      <w:r>
-        <w:t xml:space="preserve"> </w:t>
-      </w:r>
-      <w:r>
-        <w:t xml:space="preserve">some diagrams are marked</w:t>
+        <w:t xml:space="preserve">☒ Every node and arrow in the Mermaid flow exists in the original DBIZ2 diagram, and nothing was invented. Diagrams marked</w:t>
       </w:r>
       <w:r>
         <w:t xml:space="preserve"> </w:t>
@@ -4901,7 +5359,7 @@
         <w:t xml:space="preserve"> </w:t>
       </w:r>
       <w:r>
-        <w:t xml:space="preserve">(no DBIZ2 figure exists); each is labelled above and listed in section 10 for Client confirmation.</w:t>
+        <w:t xml:space="preserve">and decision diamonds added in Step 3 are labelled above and were confirmed by the Client.</w:t>
       </w:r>
     </w:p>
     <w:p>
@@ -4925,23 +5383,7 @@
         <w:pStyle w:val="Compact"/>
       </w:pPr>
       <w:r>
-        <w:t xml:space="preserve">☐ Every screen this module touches is listed with an existing Screen Spec file.</w:t>
-      </w:r>
-      <w:r>
-        <w:t xml:space="preserve"> </w:t>
-      </w:r>
-      <w:r>
-        <w:rPr>
-          <w:bCs/>
-          <w:b/>
-        </w:rPr>
-        <w:t xml:space="preserve">Not met:</w:t>
-      </w:r>
-      <w:r>
-        <w:t xml:space="preserve"> </w:t>
-      </w:r>
-      <w:r>
-        <w:t xml:space="preserve">no Screen Spec yet for SC-13.</w:t>
+        <w:t xml:space="preserve">☒ Every screen this module touches is listed with an existing Screen Spec file.</w:t>
       </w:r>
     </w:p>
     <w:p>
@@ -4965,7 +5407,22 @@
         <w:pStyle w:val="Compact"/>
       </w:pPr>
       <w:r>
-        <w:t xml:space="preserve">☒ Open questions are tracked outside this repository until they are resolved.</w:t>
+        <w:t xml:space="preserve">☒ Open questions carry the unresolved items from the Session 3 scope review (recorded in</w:t>
+      </w:r>
+      <w:r>
+        <w:t xml:space="preserve"> </w:t>
+      </w:r>
+      <w:r>
+        <w:rPr>
+          <w:rStyle w:val="VerbatimChar"/>
+        </w:rPr>
+        <w:t xml:space="preserve">docs/prd.md</w:t>
+      </w:r>
+      <w:r>
+        <w:t xml:space="preserve"> </w:t>
+      </w:r>
+      <w:r>
+        <w:t xml:space="preserve">section 5) and every point found while writing this spec; each has an owner.</w:t>
       </w:r>
     </w:p>
     <w:p>

--- a/docs/word/specs/spec-M1.docx
+++ b/docs/word/specs/spec-M1.docx
@@ -2,7 +2,7 @@
 <file path=word/document.xml><?xml version="1.0" encoding="utf-8"?>
 <w:document xmlns:w="http://schemas.openxmlformats.org/wordprocessingml/2006/main" xmlns:m="http://schemas.openxmlformats.org/officeDocument/2006/math" xmlns:r="http://schemas.openxmlformats.org/officeDocument/2006/relationships" xmlns:o="urn:schemas-microsoft-com:office:office" xmlns:v="urn:schemas-microsoft-com:vml" xmlns:w10="urn:schemas-microsoft-com:office:word" xmlns:a="http://schemas.openxmlformats.org/drawingml/2006/main" xmlns:pic="http://schemas.openxmlformats.org/drawingml/2006/picture" xmlns:wp="http://schemas.openxmlformats.org/drawingml/2006/wordprocessingDrawing">
   <w:body>
-    <w:bookmarkStart w:id="41" w:name="spec-document-segment-router"/>
+    <w:bookmarkStart w:id="42" w:name="spec-document-segment-router"/>
     <w:p>
       <w:pPr>
         <w:pStyle w:val="Heading1"/>
@@ -3380,7 +3380,7 @@
     </w:tbl>
     <w:bookmarkEnd w:id="31"/>
     <w:bookmarkEnd w:id="32"/>
-    <w:bookmarkStart w:id="33" w:name="Xd4a7e4930d01b3f2af150543fa31b412e6715be"/>
+    <w:bookmarkStart w:id="34" w:name="Xd4a7e4930d01b3f2af150543fa31b412e6715be"/>
     <w:p>
       <w:pPr>
         <w:pStyle w:val="Heading2"/>
@@ -3592,637 +3592,42 @@
               <w:rPr>
                 <w:sz w:val="17"/>
               </w:rPr>
-              <w:t xml:space="preserve">session_or_project_id, answers, segment, decided_by, segment_override</w:t>
-            </w:r>
-          </w:p>
-        </w:tc>
-        <w:tc>
-          <w:tcPr/>
-          <w:p>
-            <w:pPr>
-              <w:pStyle w:val="Compact"/>
-              <w:jc w:val="left"/>
-            </w:pPr>
-            <w:r>
-              <w:rPr>
-                <w:sz w:val="17"/>
-              </w:rPr>
-              <w:t xml:space="preserve">belongs to Project (M0) once saved</w:t>
+              <w:t xml:space="preserve">segment_decision_id, project_id, session_key, segment_rule_id, answers, segment, decided_by, segment_override</w:t>
+            </w:r>
+          </w:p>
+        </w:tc>
+        <w:tc>
+          <w:tcPr/>
+          <w:p>
+            <w:pPr>
+              <w:pStyle w:val="Compact"/>
+              <w:jc w:val="left"/>
+            </w:pPr>
+            <w:r>
+              <w:rPr>
+                <w:sz w:val="17"/>
+              </w:rPr>
+              <w:t xml:space="preserve">belongs to Project (M0) once saved; before that to an anonymous session</w:t>
             </w:r>
           </w:p>
         </w:tc>
       </w:tr>
     </w:tbl>
-    <w:bookmarkEnd w:id="33"/>
-    <w:bookmarkStart w:id="34" w:name="Xd2a645a1673f9c3c0ba35362f9a4e8652055502"/>
+    <w:bookmarkStart w:id="33" w:name="Xbecd423f5882972d65b0bceed9cc4371cda5552"/>
     <w:p>
       <w:pPr>
-        <w:pStyle w:val="Heading2"/>
-      </w:pPr>
-      <w:r>
-        <w:t xml:space="preserve">7. Screens involved</w:t>
-      </w:r>
-    </w:p>
-    <w:tbl>
-      <w:tblPr>
-        <w:tblStyle w:val="Table"/>
-        <w:tblLook w:firstRow="1" w:lastRow="0" w:firstColumn="0" w:lastColumn="0" w:noHBand="0" w:noVBand="0" w:val="0020"/>
-        <w:jc w:val="start"/>
-        <w:tblBorders>
-          <w:top w:val="single" w:sz="4" w:color="C9CED6"/>
-          <w:left w:val="single" w:sz="4" w:color="C9CED6"/>
-          <w:bottom w:val="single" w:sz="4" w:color="C9CED6"/>
-          <w:right w:val="single" w:sz="4" w:color="C9CED6"/>
-          <w:insideH w:val="single" w:sz="4" w:color="C9CED6"/>
-          <w:insideV w:val="single" w:sz="4" w:color="C9CED6"/>
-        </w:tblBorders>
-        <w:tblW w:w="5000" w:type="pct"/>
-      </w:tblPr>
-      <w:tblGrid>
-        <w:gridCol w:w="2465"/>
-        <w:gridCol w:w="2465"/>
-        <w:gridCol w:w="2465"/>
-        <w:gridCol w:w="2465"/>
-      </w:tblGrid>
-      <w:tr>
-        <w:trPr>
-          <w:tblHeader w:val="true"/>
-        </w:trPr>
-        <w:tc>
-          <w:tcPr>
-            <w:shd w:val="clear" w:color="auto" w:fill="E4ECF7"/>
-          </w:tcPr>
-          <w:p>
-            <w:pPr>
-              <w:pStyle w:val="Compact"/>
-              <w:jc w:val="left"/>
-            </w:pPr>
-            <w:r>
-              <w:rPr>
-                <w:b/>
-                <w:color w:val="1F2A5C"/>
-                <w:sz w:val="17"/>
-              </w:rPr>
-              <w:t xml:space="preserve">Screen ID</w:t>
-            </w:r>
-          </w:p>
-        </w:tc>
-        <w:tc>
-          <w:tcPr>
-            <w:shd w:val="clear" w:color="auto" w:fill="E4ECF7"/>
-          </w:tcPr>
-          <w:p>
-            <w:pPr>
-              <w:pStyle w:val="Compact"/>
-              <w:jc w:val="left"/>
-            </w:pPr>
-            <w:r>
-              <w:rPr>
-                <w:b/>
-                <w:color w:val="1F2A5C"/>
-                <w:sz w:val="17"/>
-              </w:rPr>
-              <w:t xml:space="preserve">Screen name</w:t>
-            </w:r>
-          </w:p>
-        </w:tc>
-        <w:tc>
-          <w:tcPr>
-            <w:shd w:val="clear" w:color="auto" w:fill="E4ECF7"/>
-          </w:tcPr>
-          <w:p>
-            <w:pPr>
-              <w:pStyle w:val="Compact"/>
-              <w:jc w:val="left"/>
-            </w:pPr>
-            <w:r>
-              <w:rPr>
-                <w:b/>
-                <w:color w:val="1F2A5C"/>
-                <w:sz w:val="17"/>
-              </w:rPr>
-              <w:t xml:space="preserve">Priority</w:t>
-            </w:r>
-          </w:p>
-        </w:tc>
-        <w:tc>
-          <w:tcPr>
-            <w:shd w:val="clear" w:color="auto" w:fill="E4ECF7"/>
-          </w:tcPr>
-          <w:p>
-            <w:pPr>
-              <w:pStyle w:val="Compact"/>
-              <w:jc w:val="left"/>
-            </w:pPr>
-            <w:r>
-              <w:rPr>
-                <w:b/>
-                <w:color w:val="1F2A5C"/>
-                <w:sz w:val="17"/>
-              </w:rPr>
-              <w:t xml:space="preserve">Screen Spec file</w:t>
-            </w:r>
-          </w:p>
-        </w:tc>
-      </w:tr>
-      <w:tr>
-        <w:tc>
-          <w:tcPr/>
-          <w:p>
-            <w:pPr>
-              <w:pStyle w:val="Compact"/>
-              <w:jc w:val="left"/>
-            </w:pPr>
-            <w:r>
-              <w:rPr>
-                <w:sz w:val="17"/>
-              </w:rPr>
-              <w:t xml:space="preserve">SC-01</w:t>
-            </w:r>
-          </w:p>
-        </w:tc>
-        <w:tc>
-          <w:tcPr/>
-          <w:p>
-            <w:pPr>
-              <w:pStyle w:val="Compact"/>
-              <w:jc w:val="left"/>
-            </w:pPr>
-            <w:r>
-              <w:rPr>
-                <w:sz w:val="17"/>
-              </w:rPr>
-              <w:t xml:space="preserve">Landing — Introduction</w:t>
-            </w:r>
-          </w:p>
-        </w:tc>
-        <w:tc>
-          <w:tcPr/>
-          <w:p>
-            <w:pPr>
-              <w:pStyle w:val="Compact"/>
-              <w:jc w:val="left"/>
-            </w:pPr>
-            <w:r>
-              <w:rPr>
-                <w:sz w:val="17"/>
-              </w:rPr>
-              <w:t xml:space="preserve">Must</w:t>
-            </w:r>
-          </w:p>
-        </w:tc>
-        <w:tc>
-          <w:tcPr/>
-          <w:p>
-            <w:pPr>
-              <w:pStyle w:val="Compact"/>
-              <w:jc w:val="left"/>
-            </w:pPr>
-            <w:r>
-              <w:rPr>
-                <w:rStyle w:val="VerbatimChar"/>
-                <w:sz w:val="17"/>
-              </w:rPr>
-              <w:t xml:space="preserve">docs/screens/screen-spec-SC-01.md</w:t>
-            </w:r>
-          </w:p>
-        </w:tc>
-      </w:tr>
-      <w:tr>
-        <w:tc>
-          <w:tcPr/>
-          <w:p>
-            <w:pPr>
-              <w:pStyle w:val="Compact"/>
-              <w:jc w:val="left"/>
-            </w:pPr>
-            <w:r>
-              <w:rPr>
-                <w:sz w:val="17"/>
-              </w:rPr>
-              <w:t xml:space="preserve">SC-02</w:t>
-            </w:r>
-          </w:p>
-        </w:tc>
-        <w:tc>
-          <w:tcPr/>
-          <w:p>
-            <w:pPr>
-              <w:pStyle w:val="Compact"/>
-              <w:jc w:val="left"/>
-            </w:pPr>
-            <w:r>
-              <w:rPr>
-                <w:sz w:val="17"/>
-              </w:rPr>
-              <w:t xml:space="preserve">Segment router + A/B/C result</w:t>
-            </w:r>
-          </w:p>
-        </w:tc>
-        <w:tc>
-          <w:tcPr/>
-          <w:p>
-            <w:pPr>
-              <w:pStyle w:val="Compact"/>
-              <w:jc w:val="left"/>
-            </w:pPr>
-            <w:r>
-              <w:rPr>
-                <w:sz w:val="17"/>
-              </w:rPr>
-              <w:t xml:space="preserve">Must</w:t>
-            </w:r>
-          </w:p>
-        </w:tc>
-        <w:tc>
-          <w:tcPr/>
-          <w:p>
-            <w:pPr>
-              <w:pStyle w:val="Compact"/>
-              <w:jc w:val="left"/>
-            </w:pPr>
-            <w:r>
-              <w:rPr>
-                <w:rStyle w:val="VerbatimChar"/>
-                <w:sz w:val="17"/>
-              </w:rPr>
-              <w:t xml:space="preserve">docs/screens/screen-spec-SC-02.md</w:t>
-            </w:r>
-          </w:p>
-        </w:tc>
-      </w:tr>
-      <w:tr>
-        <w:tc>
-          <w:tcPr/>
-          <w:p>
-            <w:pPr>
-              <w:pStyle w:val="Compact"/>
-              <w:jc w:val="left"/>
-            </w:pPr>
-            <w:r>
-              <w:rPr>
-                <w:sz w:val="17"/>
-              </w:rPr>
-              <w:t xml:space="preserve">SC-13</w:t>
-            </w:r>
-          </w:p>
-        </w:tc>
-        <w:tc>
-          <w:tcPr/>
-          <w:p>
-            <w:pPr>
-              <w:pStyle w:val="Compact"/>
-              <w:jc w:val="left"/>
-            </w:pPr>
-            <w:r>
-              <w:rPr>
-                <w:sz w:val="17"/>
-              </w:rPr>
-              <w:t xml:space="preserve">Project settings</w:t>
-            </w:r>
-          </w:p>
-        </w:tc>
-        <w:tc>
-          <w:tcPr/>
-          <w:p>
-            <w:pPr>
-              <w:pStyle w:val="Compact"/>
-              <w:jc w:val="left"/>
-            </w:pPr>
-            <w:r>
-              <w:rPr>
-                <w:sz w:val="17"/>
-              </w:rPr>
-              <w:t xml:space="preserve">Must</w:t>
-            </w:r>
-          </w:p>
-        </w:tc>
-        <w:tc>
-          <w:tcPr/>
-          <w:p>
-            <w:pPr>
-              <w:pStyle w:val="Compact"/>
-              <w:jc w:val="left"/>
-            </w:pPr>
-            <w:r>
-              <w:rPr>
-                <w:rStyle w:val="VerbatimChar"/>
-                <w:sz w:val="17"/>
-              </w:rPr>
-              <w:t xml:space="preserve">docs/screens/screen-spec-SC-13.md</w:t>
-            </w:r>
-          </w:p>
-        </w:tc>
-      </w:tr>
-    </w:tbl>
-    <w:bookmarkEnd w:id="34"/>
-    <w:bookmarkStart w:id="35" w:name="Xbe7985084ef4dfdbc7e9fba0a235022f75110b0"/>
-    <w:p>
-      <w:pPr>
-        <w:pStyle w:val="Heading2"/>
-      </w:pPr>
-      <w:r>
-        <w:t xml:space="preserve">8. Success criteria</w:t>
-      </w:r>
-    </w:p>
-    <w:tbl>
-      <w:tblPr>
-        <w:tblStyle w:val="Table"/>
-        <w:tblLook w:firstRow="1" w:lastRow="0" w:firstColumn="0" w:lastColumn="0" w:noHBand="0" w:noVBand="0" w:val="0020"/>
-        <w:jc w:val="start"/>
-        <w:tblBorders>
-          <w:top w:val="single" w:sz="4" w:color="C9CED6"/>
-          <w:left w:val="single" w:sz="4" w:color="C9CED6"/>
-          <w:bottom w:val="single" w:sz="4" w:color="C9CED6"/>
-          <w:right w:val="single" w:sz="4" w:color="C9CED6"/>
-          <w:insideH w:val="single" w:sz="4" w:color="C9CED6"/>
-          <w:insideV w:val="single" w:sz="4" w:color="C9CED6"/>
-        </w:tblBorders>
-        <w:tblW w:w="5000" w:type="pct"/>
-      </w:tblPr>
-      <w:tblGrid>
-        <w:gridCol w:w="3286"/>
-        <w:gridCol w:w="3286"/>
-        <w:gridCol w:w="3286"/>
-      </w:tblGrid>
-      <w:tr>
-        <w:trPr>
-          <w:tblHeader w:val="true"/>
-        </w:trPr>
-        <w:tc>
-          <w:tcPr>
-            <w:shd w:val="clear" w:color="auto" w:fill="E4ECF7"/>
-          </w:tcPr>
-          <w:p>
-            <w:pPr>
-              <w:pStyle w:val="Compact"/>
-              <w:jc w:val="left"/>
-            </w:pPr>
-            <w:r>
-              <w:rPr>
-                <w:b/>
-                <w:color w:val="1F2A5C"/>
-                <w:sz w:val="17"/>
-              </w:rPr>
-              <w:t xml:space="preserve">SC ID</w:t>
-            </w:r>
-          </w:p>
-        </w:tc>
-        <w:tc>
-          <w:tcPr>
-            <w:shd w:val="clear" w:color="auto" w:fill="E4ECF7"/>
-          </w:tcPr>
-          <w:p>
-            <w:pPr>
-              <w:pStyle w:val="Compact"/>
-              <w:jc w:val="left"/>
-            </w:pPr>
-            <w:r>
-              <w:rPr>
-                <w:b/>
-                <w:color w:val="1F2A5C"/>
-                <w:sz w:val="17"/>
-              </w:rPr>
-              <w:t xml:space="preserve">Criterion</w:t>
-            </w:r>
-          </w:p>
-        </w:tc>
-        <w:tc>
-          <w:tcPr>
-            <w:shd w:val="clear" w:color="auto" w:fill="E4ECF7"/>
-          </w:tcPr>
-          <w:p>
-            <w:pPr>
-              <w:pStyle w:val="Compact"/>
-              <w:jc w:val="left"/>
-            </w:pPr>
-            <w:r>
-              <w:rPr>
-                <w:b/>
-                <w:color w:val="1F2A5C"/>
-                <w:sz w:val="17"/>
-              </w:rPr>
-              <w:t xml:space="preserve">How it is measured</w:t>
-            </w:r>
-          </w:p>
-        </w:tc>
-      </w:tr>
-      <w:tr>
-        <w:tc>
-          <w:tcPr/>
-          <w:p>
-            <w:pPr>
-              <w:pStyle w:val="Compact"/>
-              <w:jc w:val="left"/>
-            </w:pPr>
-            <w:r>
-              <w:rPr>
-                <w:sz w:val="17"/>
-              </w:rPr>
-              <w:t xml:space="preserve">SC-001</w:t>
-            </w:r>
-          </w:p>
-        </w:tc>
-        <w:tc>
-          <w:tcPr/>
-          <w:p>
-            <w:pPr>
-              <w:pStyle w:val="Compact"/>
-              <w:jc w:val="left"/>
-            </w:pPr>
-            <w:r>
-              <w:rPr>
-                <w:sz w:val="17"/>
-              </w:rPr>
-              <w:t xml:space="preserve">A first-time visitor reaches a segment result in under 60 seconds.</w:t>
-            </w:r>
-          </w:p>
-        </w:tc>
-        <w:tc>
-          <w:tcPr/>
-          <w:p>
-            <w:pPr>
-              <w:pStyle w:val="Compact"/>
-              <w:jc w:val="left"/>
-            </w:pPr>
-            <w:r>
-              <w:rPr>
-                <w:sz w:val="17"/>
-              </w:rPr>
-              <w:t xml:space="preserve">Timed test with 5 international producers.</w:t>
-            </w:r>
-          </w:p>
-        </w:tc>
-      </w:tr>
-      <w:tr>
-        <w:tc>
-          <w:tcPr/>
-          <w:p>
-            <w:pPr>
-              <w:pStyle w:val="Compact"/>
-              <w:jc w:val="left"/>
-            </w:pPr>
-            <w:r>
-              <w:rPr>
-                <w:sz w:val="17"/>
-              </w:rPr>
-              <w:t xml:space="preserve">SC-002</w:t>
-            </w:r>
-          </w:p>
-        </w:tc>
-        <w:tc>
-          <w:tcPr/>
-          <w:p>
-            <w:pPr>
-              <w:pStyle w:val="Compact"/>
-              <w:jc w:val="left"/>
-            </w:pPr>
-            <w:r>
-              <w:rPr>
-                <w:sz w:val="17"/>
-              </w:rPr>
-              <w:t xml:space="preserve">At least 4 in 5 test producers agree the segment they were given is correct for their project.</w:t>
-            </w:r>
-          </w:p>
-        </w:tc>
-        <w:tc>
-          <w:tcPr/>
-          <w:p>
-            <w:pPr>
-              <w:pStyle w:val="Compact"/>
-              <w:jc w:val="left"/>
-            </w:pPr>
-            <w:r>
-              <w:rPr>
-                <w:sz w:val="17"/>
-              </w:rPr>
-              <w:t xml:space="preserve">Post-test question on 5 real project descriptions.</w:t>
-            </w:r>
-          </w:p>
-        </w:tc>
-      </w:tr>
-      <w:tr>
-        <w:tc>
-          <w:tcPr/>
-          <w:p>
-            <w:pPr>
-              <w:pStyle w:val="Compact"/>
-              <w:jc w:val="left"/>
-            </w:pPr>
-            <w:r>
-              <w:rPr>
-                <w:sz w:val="17"/>
-              </w:rPr>
-              <w:t xml:space="preserve">SC-003</w:t>
-            </w:r>
-          </w:p>
-        </w:tc>
-        <w:tc>
-          <w:tcPr/>
-          <w:p>
-            <w:pPr>
-              <w:pStyle w:val="Compact"/>
-              <w:jc w:val="left"/>
-            </w:pPr>
-            <w:r>
-              <w:rPr>
-                <w:sz w:val="17"/>
-              </w:rPr>
-              <w:t xml:space="preserve">VFDA can see how often each result is overridden.</w:t>
-            </w:r>
-          </w:p>
-        </w:tc>
-        <w:tc>
-          <w:tcPr/>
-          <w:p>
-            <w:pPr>
-              <w:pStyle w:val="Compact"/>
-              <w:jc w:val="left"/>
-            </w:pPr>
-            <w:r>
-              <w:rPr>
-                <w:sz w:val="17"/>
-              </w:rPr>
-              <w:t xml:space="preserve">Monthly count of</w:t>
-            </w:r>
-            <w:r>
-              <w:rPr>
-                <w:sz w:val="17"/>
-              </w:rPr>
-              <w:t xml:space="preserve"> </w:t>
-            </w:r>
-            <w:r>
-              <w:rPr>
-                <w:rStyle w:val="VerbatimChar"/>
-                <w:sz w:val="17"/>
-              </w:rPr>
-              <w:t xml:space="preserve">segment_override = true</w:t>
-            </w:r>
-            <w:r>
-              <w:rPr>
-                <w:sz w:val="17"/>
-              </w:rPr>
-              <w:t xml:space="preserve">.</w:t>
-            </w:r>
-          </w:p>
-        </w:tc>
-      </w:tr>
-    </w:tbl>
-    <w:bookmarkEnd w:id="35"/>
-    <w:bookmarkStart w:id="36" w:name="Xf0e84fbc24061432f3671343bf60d40f0e14ddf"/>
-    <w:p>
-      <w:pPr>
-        <w:pStyle w:val="Heading2"/>
-      </w:pPr>
-      <w:r>
-        <w:t xml:space="preserve">9. Assumptions</w:t>
+        <w:pStyle w:val="Heading3"/>
+      </w:pPr>
+      <w:r>
+        <w:t xml:space="preserve">6.1 Attribute types</w:t>
       </w:r>
     </w:p>
     <w:p>
       <w:pPr>
-        <w:numPr>
-          <w:ilvl w:val="0"/>
-          <w:numId w:val="1008"/>
-        </w:numPr>
-        <w:pStyle w:val="Compact"/>
-      </w:pPr>
-      <w:r>
-        <w:t xml:space="preserve">Three segments cover every MVP case; unusual cases go to</w:t>
-      </w:r>
-      <w:r>
-        <w:t xml:space="preserve"> </w:t>
-      </w:r>
-      <w:r>
-        <w:rPr>
-          <w:iCs/>
-          <w:i/>
-        </w:rPr>
-        <w:t xml:space="preserve">Ask VFDA</w:t>
-      </w:r>
-      <w:r>
-        <w:t xml:space="preserve">.</w:t>
-      </w:r>
-    </w:p>
-    <w:p>
-      <w:pPr>
-        <w:numPr>
-          <w:ilvl w:val="0"/>
-          <w:numId w:val="1008"/>
-        </w:numPr>
-        <w:pStyle w:val="Compact"/>
-      </w:pPr>
-      <w:r>
-        <w:t xml:space="preserve">The decision table is small enough (≤ 20 rows) for VFDA to review by hand.</w:t>
-      </w:r>
-    </w:p>
-    <w:bookmarkEnd w:id="36"/>
-    <w:bookmarkStart w:id="37" w:name="X55a6565c84ac464289a534278fc4074fe00819d"/>
-    <w:p>
-      <w:pPr>
-        <w:pStyle w:val="Heading2"/>
-      </w:pPr>
-      <w:r>
-        <w:t xml:space="preserve">10. Open questions</w:t>
+        <w:pStyle w:val="FirstParagraph"/>
+      </w:pPr>
+      <w:r>
+        <w:t xml:space="preserve">Types and required flags of the attributes above that no field in 5.1 declares (keys, timestamps, stored statuses). Every column of the data model now has a declared type.</w:t>
       </w:r>
     </w:p>
     <w:tbl>
@@ -4266,7 +3671,7 @@
                 <w:color w:val="1F2A5C"/>
                 <w:sz w:val="17"/>
               </w:rPr>
-              <w:t xml:space="preserve">#</w:t>
+              <w:t xml:space="preserve">Entity</w:t>
             </w:r>
           </w:p>
         </w:tc>
@@ -4285,7 +3690,7 @@
                 <w:color w:val="1F2A5C"/>
                 <w:sz w:val="17"/>
               </w:rPr>
-              <w:t xml:space="preserve">Question</w:t>
+              <w:t xml:space="preserve">Attribute</w:t>
             </w:r>
           </w:p>
         </w:tc>
@@ -4304,7 +3709,7 @@
                 <w:color w:val="1F2A5C"/>
                 <w:sz w:val="17"/>
               </w:rPr>
-              <w:t xml:space="preserve">Blocking?</w:t>
+              <w:t xml:space="preserve">Type</w:t>
             </w:r>
           </w:p>
         </w:tc>
@@ -4323,7 +3728,7 @@
                 <w:color w:val="1F2A5C"/>
                 <w:sz w:val="17"/>
               </w:rPr>
-              <w:t xml:space="preserve">Owner</w:t>
+              <w:t xml:space="preserve">Required</w:t>
             </w:r>
           </w:p>
         </w:tc>
@@ -4342,7 +3747,7 @@
                 <w:color w:val="1F2A5C"/>
                 <w:sz w:val="17"/>
               </w:rPr>
-              <w:t xml:space="preserve">Status</w:t>
+              <w:t xml:space="preserve">Notes</w:t>
             </w:r>
           </w:p>
         </w:tc>
@@ -4359,81 +3764,490 @@
               <w:rPr>
                 <w:sz w:val="17"/>
               </w:rPr>
-              <w:t xml:space="preserve">1</w:t>
-            </w:r>
-          </w:p>
-        </w:tc>
-        <w:tc>
-          <w:tcPr/>
-          <w:p>
-            <w:pPr>
-              <w:pStyle w:val="Compact"/>
-              <w:jc w:val="left"/>
-            </w:pPr>
-            <w:r>
-              <w:rPr>
-                <w:sz w:val="17"/>
-              </w:rPr>
-              <w:t xml:space="preserve">[NEEDS CLARIFICATION: Co-production (question 3): segment A or B, or a separate segment?]</w:t>
-            </w:r>
-            <w:r>
-              <w:rPr>
-                <w:sz w:val="17"/>
-              </w:rPr>
-              <w:t xml:space="preserve"> </w:t>
-            </w:r>
+              <w:t xml:space="preserve">SegmentRule</w:t>
+            </w:r>
+          </w:p>
+        </w:tc>
+        <w:tc>
+          <w:tcPr/>
+          <w:p>
+            <w:pPr>
+              <w:pStyle w:val="Compact"/>
+              <w:jc w:val="left"/>
+            </w:pPr>
+            <w:r>
+              <w:rPr>
+                <w:rStyle w:val="VerbatimChar"/>
+                <w:sz w:val="17"/>
+              </w:rPr>
+              <w:t xml:space="preserve">segment_rule_id</w:t>
+            </w:r>
+          </w:p>
+        </w:tc>
+        <w:tc>
+          <w:tcPr/>
+          <w:p>
+            <w:pPr>
+              <w:pStyle w:val="Compact"/>
+              <w:jc w:val="left"/>
+            </w:pPr>
+            <w:r>
+              <w:rPr>
+                <w:rStyle w:val="VerbatimChar"/>
+                <w:sz w:val="17"/>
+              </w:rPr>
+              <w:t xml:space="preserve">UUID</w:t>
+            </w:r>
+          </w:p>
+        </w:tc>
+        <w:tc>
+          <w:tcPr/>
+          <w:p>
+            <w:pPr>
+              <w:pStyle w:val="Compact"/>
+              <w:jc w:val="left"/>
+            </w:pPr>
+            <w:r>
+              <w:rPr>
+                <w:sz w:val="17"/>
+              </w:rPr>
+              <w:t xml:space="preserve">Yes</w:t>
+            </w:r>
+          </w:p>
+        </w:tc>
+        <w:tc>
+          <w:tcPr/>
+          <w:p>
+            <w:pPr>
+              <w:pStyle w:val="Compact"/>
+              <w:jc w:val="left"/>
+            </w:pPr>
+            <w:r>
+              <w:rPr>
+                <w:sz w:val="17"/>
+              </w:rPr>
+              <w:t xml:space="preserve">identifier (called rule_id in earlier drafts)</w:t>
+            </w:r>
+          </w:p>
+        </w:tc>
+      </w:tr>
+      <w:tr>
+        <w:tc>
+          <w:tcPr/>
+          <w:p>
+            <w:pPr>
+              <w:pStyle w:val="Compact"/>
+              <w:jc w:val="left"/>
+            </w:pPr>
+            <w:r>
+              <w:rPr>
+                <w:sz w:val="17"/>
+              </w:rPr>
+              <w:t xml:space="preserve">SegmentRule</w:t>
+            </w:r>
+          </w:p>
+        </w:tc>
+        <w:tc>
+          <w:tcPr/>
+          <w:p>
+            <w:pPr>
+              <w:pStyle w:val="Compact"/>
+              <w:jc w:val="left"/>
+            </w:pPr>
+            <w:r>
+              <w:rPr>
+                <w:rStyle w:val="VerbatimChar"/>
+                <w:sz w:val="17"/>
+              </w:rPr>
+              <w:t xml:space="preserve">version</w:t>
+            </w:r>
+          </w:p>
+        </w:tc>
+        <w:tc>
+          <w:tcPr/>
+          <w:p>
+            <w:pPr>
+              <w:pStyle w:val="Compact"/>
+              <w:jc w:val="left"/>
+            </w:pPr>
+            <w:r>
+              <w:rPr>
+                <w:rStyle w:val="VerbatimChar"/>
+                <w:sz w:val="17"/>
+              </w:rPr>
+              <w:t xml:space="preserve">VARCHAR(20)</w:t>
+            </w:r>
+          </w:p>
+        </w:tc>
+        <w:tc>
+          <w:tcPr/>
+          <w:p>
+            <w:pPr>
+              <w:pStyle w:val="Compact"/>
+              <w:jc w:val="left"/>
+            </w:pPr>
+            <w:r>
+              <w:rPr>
+                <w:sz w:val="17"/>
+              </w:rPr>
+              <w:t xml:space="preserve">Yes</w:t>
+            </w:r>
+          </w:p>
+        </w:tc>
+        <w:tc>
+          <w:tcPr/>
+          <w:p>
+            <w:pPr>
+              <w:pStyle w:val="Compact"/>
+              <w:jc w:val="left"/>
+            </w:pPr>
+            <w:r>
+              <w:rPr>
+                <w:sz w:val="17"/>
+              </w:rPr>
+              <w:t xml:space="preserve">e.g. 2026.1; the same answers always give the same segment within one version (BR-001)</w:t>
+            </w:r>
+          </w:p>
+        </w:tc>
+      </w:tr>
+      <w:tr>
+        <w:tc>
+          <w:tcPr/>
+          <w:p>
+            <w:pPr>
+              <w:pStyle w:val="Compact"/>
+              <w:jc w:val="left"/>
+            </w:pPr>
+            <w:r>
+              <w:rPr>
+                <w:sz w:val="17"/>
+              </w:rPr>
+              <w:t xml:space="preserve">SegmentRequirement</w:t>
+            </w:r>
+          </w:p>
+        </w:tc>
+        <w:tc>
+          <w:tcPr/>
+          <w:p>
+            <w:pPr>
+              <w:pStyle w:val="Compact"/>
+              <w:jc w:val="left"/>
+            </w:pPr>
+            <w:r>
+              <w:rPr>
+                <w:rStyle w:val="VerbatimChar"/>
+                <w:sz w:val="17"/>
+              </w:rPr>
+              <w:t xml:space="preserve">requirement_code</w:t>
+            </w:r>
+          </w:p>
+        </w:tc>
+        <w:tc>
+          <w:tcPr/>
+          <w:p>
+            <w:pPr>
+              <w:pStyle w:val="Compact"/>
+              <w:jc w:val="left"/>
+            </w:pPr>
+            <w:r>
+              <w:rPr>
+                <w:rStyle w:val="VerbatimChar"/>
+                <w:sz w:val="17"/>
+              </w:rPr>
+              <w:t xml:space="preserve">VARCHAR(40)</w:t>
+            </w:r>
+          </w:p>
+        </w:tc>
+        <w:tc>
+          <w:tcPr/>
+          <w:p>
+            <w:pPr>
+              <w:pStyle w:val="Compact"/>
+              <w:jc w:val="left"/>
+            </w:pPr>
+            <w:r>
+              <w:rPr>
+                <w:sz w:val="17"/>
+              </w:rPr>
+              <w:t xml:space="preserve">Yes</w:t>
+            </w:r>
+          </w:p>
+        </w:tc>
+        <w:tc>
+          <w:tcPr/>
+          <w:p>
+            <w:pPr>
+              <w:pStyle w:val="Compact"/>
+              <w:jc w:val="left"/>
+            </w:pPr>
+            <w:r>
+              <w:rPr>
+                <w:sz w:val="17"/>
+              </w:rPr>
+              <w:t xml:space="preserve">e.g. ART13_LICENCE</w:t>
+            </w:r>
+          </w:p>
+        </w:tc>
+      </w:tr>
+      <w:tr>
+        <w:tc>
+          <w:tcPr/>
+          <w:p>
+            <w:pPr>
+              <w:pStyle w:val="Compact"/>
+              <w:jc w:val="left"/>
+            </w:pPr>
+            <w:r>
+              <w:rPr>
+                <w:sz w:val="17"/>
+              </w:rPr>
+              <w:t xml:space="preserve">SegmentRequirement</w:t>
+            </w:r>
+          </w:p>
+        </w:tc>
+        <w:tc>
+          <w:tcPr/>
+          <w:p>
+            <w:pPr>
+              <w:pStyle w:val="Compact"/>
+              <w:jc w:val="left"/>
+            </w:pPr>
+            <w:r>
+              <w:rPr>
+                <w:rStyle w:val="VerbatimChar"/>
+                <w:sz w:val="17"/>
+              </w:rPr>
+              <w:t xml:space="preserve">label_vi</w:t>
+            </w:r>
+          </w:p>
+        </w:tc>
+        <w:tc>
+          <w:tcPr/>
+          <w:p>
+            <w:pPr>
+              <w:pStyle w:val="Compact"/>
+              <w:jc w:val="left"/>
+            </w:pPr>
+            <w:r>
+              <w:rPr>
+                <w:rStyle w:val="VerbatimChar"/>
+                <w:sz w:val="17"/>
+              </w:rPr>
+              <w:t xml:space="preserve">TEXT</w:t>
+            </w:r>
+          </w:p>
+        </w:tc>
+        <w:tc>
+          <w:tcPr/>
+          <w:p>
+            <w:pPr>
+              <w:pStyle w:val="Compact"/>
+              <w:jc w:val="left"/>
+            </w:pPr>
+            <w:r>
+              <w:rPr>
+                <w:sz w:val="17"/>
+              </w:rPr>
+              <w:t xml:space="preserve">Yes</w:t>
+            </w:r>
+          </w:p>
+        </w:tc>
+        <w:tc>
+          <w:tcPr/>
+          <w:p>
+            <w:pPr>
+              <w:pStyle w:val="Compact"/>
+            </w:pPr>
+          </w:p>
+        </w:tc>
+      </w:tr>
+      <w:tr>
+        <w:tc>
+          <w:tcPr/>
+          <w:p>
+            <w:pPr>
+              <w:pStyle w:val="Compact"/>
+              <w:jc w:val="left"/>
+            </w:pPr>
+            <w:r>
+              <w:rPr>
+                <w:sz w:val="17"/>
+              </w:rPr>
+              <w:t xml:space="preserve">SegmentRequirement</w:t>
+            </w:r>
+          </w:p>
+        </w:tc>
+        <w:tc>
+          <w:tcPr/>
+          <w:p>
+            <w:pPr>
+              <w:pStyle w:val="Compact"/>
+              <w:jc w:val="left"/>
+            </w:pPr>
+            <w:r>
+              <w:rPr>
+                <w:rStyle w:val="VerbatimChar"/>
+                <w:sz w:val="17"/>
+              </w:rPr>
+              <w:t xml:space="preserve">label_en</w:t>
+            </w:r>
+          </w:p>
+        </w:tc>
+        <w:tc>
+          <w:tcPr/>
+          <w:p>
+            <w:pPr>
+              <w:pStyle w:val="Compact"/>
+              <w:jc w:val="left"/>
+            </w:pPr>
+            <w:r>
+              <w:rPr>
+                <w:rStyle w:val="VerbatimChar"/>
+                <w:sz w:val="17"/>
+              </w:rPr>
+              <w:t xml:space="preserve">TEXT</w:t>
+            </w:r>
+          </w:p>
+        </w:tc>
+        <w:tc>
+          <w:tcPr/>
+          <w:p>
+            <w:pPr>
+              <w:pStyle w:val="Compact"/>
+              <w:jc w:val="left"/>
+            </w:pPr>
+            <w:r>
+              <w:rPr>
+                <w:sz w:val="17"/>
+              </w:rPr>
+              <w:t xml:space="preserve">Yes</w:t>
+            </w:r>
+          </w:p>
+        </w:tc>
+        <w:tc>
+          <w:tcPr/>
+          <w:p>
+            <w:pPr>
+              <w:pStyle w:val="Compact"/>
+            </w:pPr>
+          </w:p>
+        </w:tc>
+      </w:tr>
+      <w:tr>
+        <w:tc>
+          <w:tcPr/>
+          <w:p>
+            <w:pPr>
+              <w:pStyle w:val="Compact"/>
+              <w:jc w:val="left"/>
+            </w:pPr>
+            <w:r>
+              <w:rPr>
+                <w:sz w:val="17"/>
+              </w:rPr>
+              <w:t xml:space="preserve">SegmentRequirement</w:t>
+            </w:r>
+          </w:p>
+        </w:tc>
+        <w:tc>
+          <w:tcPr/>
+          <w:p>
+            <w:pPr>
+              <w:pStyle w:val="Compact"/>
+              <w:jc w:val="left"/>
+            </w:pPr>
+            <w:r>
+              <w:rPr>
+                <w:rStyle w:val="VerbatimChar"/>
+                <w:sz w:val="17"/>
+              </w:rPr>
+              <w:t xml:space="preserve">needed</w:t>
+            </w:r>
+          </w:p>
+        </w:tc>
+        <w:tc>
+          <w:tcPr/>
+          <w:p>
+            <w:pPr>
+              <w:pStyle w:val="Compact"/>
+              <w:jc w:val="left"/>
+            </w:pPr>
+            <w:r>
+              <w:rPr>
+                <w:rStyle w:val="VerbatimChar"/>
+                <w:sz w:val="17"/>
+              </w:rPr>
+              <w:t xml:space="preserve">BOOLEAN</w:t>
+            </w:r>
+          </w:p>
+        </w:tc>
+        <w:tc>
+          <w:tcPr/>
+          <w:p>
+            <w:pPr>
+              <w:pStyle w:val="Compact"/>
+              <w:jc w:val="left"/>
+            </w:pPr>
+            <w:r>
+              <w:rPr>
+                <w:sz w:val="17"/>
+              </w:rPr>
+              <w:t xml:space="preserve">Yes</w:t>
+            </w:r>
+          </w:p>
+        </w:tc>
+        <w:tc>
+          <w:tcPr/>
+          <w:p>
+            <w:pPr>
+              <w:pStyle w:val="Compact"/>
+              <w:jc w:val="left"/>
+            </w:pPr>
             <w:r>
               <w:rPr>
                 <w:iCs/>
                 <w:i/>
                 <w:sz w:val="17"/>
               </w:rPr>
-              <w:t xml:space="preserve">(also raised in SC-02)</w:t>
-            </w:r>
-          </w:p>
-        </w:tc>
-        <w:tc>
-          <w:tcPr/>
-          <w:p>
-            <w:pPr>
-              <w:pStyle w:val="Compact"/>
-              <w:jc w:val="left"/>
-            </w:pPr>
-            <w:r>
-              <w:rPr>
-                <w:sz w:val="17"/>
-              </w:rPr>
-              <w:t xml:space="preserve">Yes</w:t>
-            </w:r>
-          </w:p>
-        </w:tc>
-        <w:tc>
-          <w:tcPr/>
-          <w:p>
-            <w:pPr>
-              <w:pStyle w:val="Compact"/>
-              <w:jc w:val="left"/>
-            </w:pPr>
-            <w:r>
-              <w:rPr>
-                <w:sz w:val="17"/>
-              </w:rPr>
-              <w:t xml:space="preserve">Client (VFDA)</w:t>
-            </w:r>
-          </w:p>
-        </w:tc>
-        <w:tc>
-          <w:tcPr/>
-          <w:p>
-            <w:pPr>
-              <w:pStyle w:val="Compact"/>
-              <w:jc w:val="left"/>
-            </w:pPr>
-            <w:r>
-              <w:rPr>
-                <w:sz w:val="17"/>
-              </w:rPr>
-              <w:t xml:space="preserve">Open</w:t>
+              <w:t xml:space="preserve">Needed</w:t>
+            </w:r>
+            <w:r>
+              <w:rPr>
+                <w:sz w:val="17"/>
+              </w:rPr>
+              <w:t xml:space="preserve"> </w:t>
+            </w:r>
+            <w:r>
+              <w:rPr>
+                <w:sz w:val="17"/>
+              </w:rPr>
+              <w:t xml:space="preserve">/</w:t>
+            </w:r>
+            <w:r>
+              <w:rPr>
+                <w:sz w:val="17"/>
+              </w:rPr>
+              <w:t xml:space="preserve"> </w:t>
+            </w:r>
+            <w:r>
+              <w:rPr>
+                <w:iCs/>
+                <w:i/>
+                <w:sz w:val="17"/>
+              </w:rPr>
+              <w:t xml:space="preserve">Not needed</w:t>
+            </w:r>
+            <w:r>
+              <w:rPr>
+                <w:sz w:val="17"/>
+              </w:rPr>
+              <w:t xml:space="preserve"> </w:t>
+            </w:r>
+            <w:r>
+              <w:rPr>
+                <w:sz w:val="17"/>
+              </w:rPr>
+              <w:t xml:space="preserve">on SC-02</w:t>
             </w:r>
           </w:p>
         </w:tc>
@@ -4450,36 +4264,39 @@
               <w:rPr>
                 <w:sz w:val="17"/>
               </w:rPr>
-              <w:t xml:space="preserve">2</w:t>
-            </w:r>
-          </w:p>
-        </w:tc>
-        <w:tc>
-          <w:tcPr/>
-          <w:p>
-            <w:pPr>
-              <w:pStyle w:val="Compact"/>
-              <w:jc w:val="left"/>
-            </w:pPr>
-            <w:r>
-              <w:rPr>
-                <w:sz w:val="17"/>
-              </w:rPr>
-              <w:t xml:space="preserve">[NEEDS CLARIFICATION: Does segment C (only hiring Vietnamese cast or services, no shooting in Vietnam) really need no licence at all?]</w:t>
-            </w:r>
-            <w:r>
-              <w:rPr>
-                <w:sz w:val="17"/>
-              </w:rPr>
-              <w:t xml:space="preserve"> </w:t>
-            </w:r>
-            <w:r>
-              <w:rPr>
-                <w:iCs/>
-                <w:i/>
-                <w:sz w:val="17"/>
-              </w:rPr>
-              <w:t xml:space="preserve">(also raised in SC-02)</w:t>
+              <w:t xml:space="preserve">SegmentDecision</w:t>
+            </w:r>
+          </w:p>
+        </w:tc>
+        <w:tc>
+          <w:tcPr/>
+          <w:p>
+            <w:pPr>
+              <w:pStyle w:val="Compact"/>
+              <w:jc w:val="left"/>
+            </w:pPr>
+            <w:r>
+              <w:rPr>
+                <w:rStyle w:val="VerbatimChar"/>
+                <w:sz w:val="17"/>
+              </w:rPr>
+              <w:t xml:space="preserve">segment_decision_id</w:t>
+            </w:r>
+          </w:p>
+        </w:tc>
+        <w:tc>
+          <w:tcPr/>
+          <w:p>
+            <w:pPr>
+              <w:pStyle w:val="Compact"/>
+              <w:jc w:val="left"/>
+            </w:pPr>
+            <w:r>
+              <w:rPr>
+                <w:rStyle w:val="VerbatimChar"/>
+                <w:sz w:val="17"/>
+              </w:rPr>
+              <w:t xml:space="preserve">UUID</w:t>
             </w:r>
           </w:p>
         </w:tc>
@@ -4509,22 +4326,7 @@
               <w:rPr>
                 <w:sz w:val="17"/>
               </w:rPr>
-              <w:t xml:space="preserve">Client (VFDA)</w:t>
-            </w:r>
-          </w:p>
-        </w:tc>
-        <w:tc>
-          <w:tcPr/>
-          <w:p>
-            <w:pPr>
-              <w:pStyle w:val="Compact"/>
-              <w:jc w:val="left"/>
-            </w:pPr>
-            <w:r>
-              <w:rPr>
-                <w:sz w:val="17"/>
-              </w:rPr>
-              <w:t xml:space="preserve">Open</w:t>
+              <w:t xml:space="preserve">identifier; declared 01/10/2026 (no identifier before)</w:t>
             </w:r>
           </w:p>
         </w:tc>
@@ -4541,81 +4343,69 @@
               <w:rPr>
                 <w:sz w:val="17"/>
               </w:rPr>
-              <w:t xml:space="preserve">3</w:t>
-            </w:r>
-          </w:p>
-        </w:tc>
-        <w:tc>
-          <w:tcPr/>
-          <w:p>
-            <w:pPr>
-              <w:pStyle w:val="Compact"/>
-              <w:jc w:val="left"/>
-            </w:pPr>
-            <w:r>
-              <w:rPr>
-                <w:sz w:val="17"/>
-              </w:rPr>
-              <w:t xml:space="preserve">[NEEDS CLARIFICATION: does VFDA allow its logo and association name on the landing page, and what is the official wording]</w:t>
-            </w:r>
-            <w:r>
-              <w:rPr>
-                <w:sz w:val="17"/>
-              </w:rPr>
-              <w:t xml:space="preserve"> </w:t>
-            </w:r>
-            <w:r>
-              <w:rPr>
-                <w:iCs/>
-                <w:i/>
-                <w:sz w:val="17"/>
-              </w:rPr>
-              <w:t xml:space="preserve">(from SC-01)</w:t>
-            </w:r>
-          </w:p>
-        </w:tc>
-        <w:tc>
-          <w:tcPr/>
-          <w:p>
-            <w:pPr>
-              <w:pStyle w:val="Compact"/>
-              <w:jc w:val="left"/>
-            </w:pPr>
-            <w:r>
-              <w:rPr>
-                <w:sz w:val="17"/>
-              </w:rPr>
-              <w:t xml:space="preserve">Yes</w:t>
-            </w:r>
-          </w:p>
-        </w:tc>
-        <w:tc>
-          <w:tcPr/>
-          <w:p>
-            <w:pPr>
-              <w:pStyle w:val="Compact"/>
-              <w:jc w:val="left"/>
-            </w:pPr>
-            <w:r>
-              <w:rPr>
-                <w:sz w:val="17"/>
-              </w:rPr>
-              <w:t xml:space="preserve">Client (VFDA)</w:t>
-            </w:r>
-          </w:p>
-        </w:tc>
-        <w:tc>
-          <w:tcPr/>
-          <w:p>
-            <w:pPr>
-              <w:pStyle w:val="Compact"/>
-              <w:jc w:val="left"/>
-            </w:pPr>
-            <w:r>
-              <w:rPr>
-                <w:sz w:val="17"/>
-              </w:rPr>
-              <w:t xml:space="preserve">Open</w:t>
+              <w:t xml:space="preserve">SegmentDecision</w:t>
+            </w:r>
+          </w:p>
+        </w:tc>
+        <w:tc>
+          <w:tcPr/>
+          <w:p>
+            <w:pPr>
+              <w:pStyle w:val="Compact"/>
+              <w:jc w:val="left"/>
+            </w:pPr>
+            <w:r>
+              <w:rPr>
+                <w:rStyle w:val="VerbatimChar"/>
+                <w:sz w:val="17"/>
+              </w:rPr>
+              <w:t xml:space="preserve">project_id</w:t>
+            </w:r>
+          </w:p>
+        </w:tc>
+        <w:tc>
+          <w:tcPr/>
+          <w:p>
+            <w:pPr>
+              <w:pStyle w:val="Compact"/>
+              <w:jc w:val="left"/>
+            </w:pPr>
+            <w:r>
+              <w:rPr>
+                <w:rStyle w:val="VerbatimChar"/>
+                <w:sz w:val="17"/>
+              </w:rPr>
+              <w:t xml:space="preserve">UUID</w:t>
+            </w:r>
+          </w:p>
+        </w:tc>
+        <w:tc>
+          <w:tcPr/>
+          <w:p>
+            <w:pPr>
+              <w:pStyle w:val="Compact"/>
+              <w:jc w:val="left"/>
+            </w:pPr>
+            <w:r>
+              <w:rPr>
+                <w:sz w:val="17"/>
+              </w:rPr>
+              <w:t xml:space="preserve">No</w:t>
+            </w:r>
+          </w:p>
+        </w:tc>
+        <w:tc>
+          <w:tcPr/>
+          <w:p>
+            <w:pPr>
+              <w:pStyle w:val="Compact"/>
+              <w:jc w:val="left"/>
+            </w:pPr>
+            <w:r>
+              <w:rPr>
+                <w:sz w:val="17"/>
+              </w:rPr>
+              <w:t xml:space="preserve">set once the project is saved; exactly one of project_id and session_key is set</w:t>
             </w:r>
           </w:p>
         </w:tc>
@@ -4632,22 +4422,69 @@
               <w:rPr>
                 <w:sz w:val="17"/>
               </w:rPr>
-              <w:t xml:space="preserve">4</w:t>
-            </w:r>
-          </w:p>
-        </w:tc>
-        <w:tc>
-          <w:tcPr/>
-          <w:p>
-            <w:pPr>
-              <w:pStyle w:val="Compact"/>
-              <w:jc w:val="left"/>
-            </w:pPr>
-            <w:r>
-              <w:rPr>
-                <w:sz w:val="17"/>
-              </w:rPr>
-              <w:t xml:space="preserve">[NEEDS CLARIFICATION: default language on a guest's first visit — follow the browser, or always EN since the main users are international crews]</w:t>
+              <w:t xml:space="preserve">SegmentDecision</w:t>
+            </w:r>
+          </w:p>
+        </w:tc>
+        <w:tc>
+          <w:tcPr/>
+          <w:p>
+            <w:pPr>
+              <w:pStyle w:val="Compact"/>
+              <w:jc w:val="left"/>
+            </w:pPr>
+            <w:r>
+              <w:rPr>
+                <w:rStyle w:val="VerbatimChar"/>
+                <w:sz w:val="17"/>
+              </w:rPr>
+              <w:t xml:space="preserve">session_key</w:t>
+            </w:r>
+          </w:p>
+        </w:tc>
+        <w:tc>
+          <w:tcPr/>
+          <w:p>
+            <w:pPr>
+              <w:pStyle w:val="Compact"/>
+              <w:jc w:val="left"/>
+            </w:pPr>
+            <w:r>
+              <w:rPr>
+                <w:rStyle w:val="VerbatimChar"/>
+                <w:sz w:val="17"/>
+              </w:rPr>
+              <w:t xml:space="preserve">VARCHAR(40)</w:t>
+            </w:r>
+          </w:p>
+        </w:tc>
+        <w:tc>
+          <w:tcPr/>
+          <w:p>
+            <w:pPr>
+              <w:pStyle w:val="Compact"/>
+              <w:jc w:val="left"/>
+            </w:pPr>
+            <w:r>
+              <w:rPr>
+                <w:sz w:val="17"/>
+              </w:rPr>
+              <w:t xml:space="preserve">No</w:t>
+            </w:r>
+          </w:p>
+        </w:tc>
+        <w:tc>
+          <w:tcPr/>
+          <w:p>
+            <w:pPr>
+              <w:pStyle w:val="Compact"/>
+              <w:jc w:val="left"/>
+            </w:pPr>
+            <w:r>
+              <w:rPr>
+                <w:sz w:val="17"/>
+              </w:rPr>
+              <w:t xml:space="preserve">anonymous session before sign-up, e.g.</w:t>
             </w:r>
             <w:r>
               <w:rPr>
@@ -4657,11 +4494,65 @@
             </w:r>
             <w:r>
               <w:rPr>
-                <w:iCs/>
-                <w:i/>
-                <w:sz w:val="17"/>
-              </w:rPr>
-              <w:t xml:space="preserve">(from SC-01)</w:t>
+                <w:rStyle w:val="VerbatimChar"/>
+                <w:sz w:val="17"/>
+              </w:rPr>
+              <w:t xml:space="preserve">session:7c1e9a40</w:t>
+            </w:r>
+            <w:r>
+              <w:rPr>
+                <w:sz w:val="17"/>
+              </w:rPr>
+              <w:t xml:space="preserve">; never linked to a person</w:t>
+            </w:r>
+          </w:p>
+        </w:tc>
+      </w:tr>
+      <w:tr>
+        <w:tc>
+          <w:tcPr/>
+          <w:p>
+            <w:pPr>
+              <w:pStyle w:val="Compact"/>
+              <w:jc w:val="left"/>
+            </w:pPr>
+            <w:r>
+              <w:rPr>
+                <w:sz w:val="17"/>
+              </w:rPr>
+              <w:t xml:space="preserve">SegmentDecision</w:t>
+            </w:r>
+          </w:p>
+        </w:tc>
+        <w:tc>
+          <w:tcPr/>
+          <w:p>
+            <w:pPr>
+              <w:pStyle w:val="Compact"/>
+              <w:jc w:val="left"/>
+            </w:pPr>
+            <w:r>
+              <w:rPr>
+                <w:rStyle w:val="VerbatimChar"/>
+                <w:sz w:val="17"/>
+              </w:rPr>
+              <w:t xml:space="preserve">segment_rule_id</w:t>
+            </w:r>
+          </w:p>
+        </w:tc>
+        <w:tc>
+          <w:tcPr/>
+          <w:p>
+            <w:pPr>
+              <w:pStyle w:val="Compact"/>
+              <w:jc w:val="left"/>
+            </w:pPr>
+            <w:r>
+              <w:rPr>
+                <w:rStyle w:val="VerbatimChar"/>
+                <w:sz w:val="17"/>
+              </w:rPr>
+              <w:t xml:space="preserve">UUID</w:t>
             </w:r>
           </w:p>
         </w:tc>
@@ -4691,410 +4582,21 @@
               <w:rPr>
                 <w:sz w:val="17"/>
               </w:rPr>
-              <w:t xml:space="preserve">Group C</w:t>
-            </w:r>
-          </w:p>
-        </w:tc>
-        <w:tc>
-          <w:tcPr/>
-          <w:p>
-            <w:pPr>
-              <w:pStyle w:val="Compact"/>
-              <w:jc w:val="left"/>
-            </w:pPr>
-            <w:r>
-              <w:rPr>
-                <w:sz w:val="17"/>
-              </w:rPr>
-              <w:t xml:space="preserve">Open</w:t>
+              <w:t xml:space="preserve">empty when the answers match no rule (§3 Edge cases)</w:t>
             </w:r>
           </w:p>
         </w:tc>
       </w:tr>
     </w:tbl>
-    <w:bookmarkEnd w:id="37"/>
-    <w:bookmarkStart w:id="39" w:name="Xfe89178ba2c1baf2da96240bc9850b678501375"/>
+    <w:bookmarkEnd w:id="33"/>
+    <w:bookmarkEnd w:id="34"/>
+    <w:bookmarkStart w:id="35" w:name="Xd2a645a1673f9c3c0ba35362f9a4e8652055502"/>
     <w:p>
       <w:pPr>
         <w:pStyle w:val="Heading2"/>
       </w:pPr>
       <w:r>
-        <w:t xml:space="preserve">11. Traceability to DBIZ2</w:t>
-      </w:r>
-    </w:p>
-    <w:tbl>
-      <w:tblPr>
-        <w:tblStyle w:val="Table"/>
-        <w:tblLook w:firstRow="1" w:lastRow="0" w:firstColumn="0" w:lastColumn="0" w:noHBand="0" w:noVBand="0" w:val="0020"/>
-        <w:jc w:val="start"/>
-        <w:tblBorders>
-          <w:top w:val="single" w:sz="4" w:color="C9CED6"/>
-          <w:left w:val="single" w:sz="4" w:color="C9CED6"/>
-          <w:bottom w:val="single" w:sz="4" w:color="C9CED6"/>
-          <w:right w:val="single" w:sz="4" w:color="C9CED6"/>
-          <w:insideH w:val="single" w:sz="4" w:color="C9CED6"/>
-          <w:insideV w:val="single" w:sz="4" w:color="C9CED6"/>
-        </w:tblBorders>
-        <w:tblW w:w="5000" w:type="pct"/>
-      </w:tblPr>
-      <w:tblGrid>
-        <w:gridCol w:w="3286"/>
-        <w:gridCol w:w="3286"/>
-        <w:gridCol w:w="3286"/>
-      </w:tblGrid>
-      <w:tr>
-        <w:trPr>
-          <w:tblHeader w:val="true"/>
-        </w:trPr>
-        <w:tc>
-          <w:tcPr>
-            <w:shd w:val="clear" w:color="auto" w:fill="E4ECF7"/>
-          </w:tcPr>
-          <w:p>
-            <w:pPr>
-              <w:pStyle w:val="Compact"/>
-              <w:jc w:val="left"/>
-            </w:pPr>
-            <w:r>
-              <w:rPr>
-                <w:b/>
-                <w:color w:val="1F2A5C"/>
-                <w:sz w:val="17"/>
-              </w:rPr>
-              <w:t xml:space="preserve">Spec section</w:t>
-            </w:r>
-          </w:p>
-        </w:tc>
-        <w:tc>
-          <w:tcPr>
-            <w:shd w:val="clear" w:color="auto" w:fill="E4ECF7"/>
-          </w:tcPr>
-          <w:p>
-            <w:pPr>
-              <w:pStyle w:val="Compact"/>
-              <w:jc w:val="left"/>
-            </w:pPr>
-            <w:r>
-              <w:rPr>
-                <w:b/>
-                <w:color w:val="1F2A5C"/>
-                <w:sz w:val="17"/>
-              </w:rPr>
-              <w:t xml:space="preserve">DBIZ2 source</w:t>
-            </w:r>
-          </w:p>
-        </w:tc>
-        <w:tc>
-          <w:tcPr>
-            <w:shd w:val="clear" w:color="auto" w:fill="E4ECF7"/>
-          </w:tcPr>
-          <w:p>
-            <w:pPr>
-              <w:pStyle w:val="Compact"/>
-              <w:jc w:val="left"/>
-            </w:pPr>
-            <w:r>
-              <w:rPr>
-                <w:b/>
-                <w:color w:val="1F2A5C"/>
-                <w:sz w:val="17"/>
-              </w:rPr>
-              <w:t xml:space="preserve">Location</w:t>
-            </w:r>
-          </w:p>
-        </w:tc>
-      </w:tr>
-      <w:tr>
-        <w:tc>
-          <w:tcPr/>
-          <w:p>
-            <w:pPr>
-              <w:pStyle w:val="Compact"/>
-              <w:jc w:val="left"/>
-            </w:pPr>
-            <w:r>
-              <w:rPr>
-                <w:sz w:val="17"/>
-              </w:rPr>
-              <w:t xml:space="preserve">1. Purpose</w:t>
-            </w:r>
-          </w:p>
-        </w:tc>
-        <w:tc>
-          <w:tcPr/>
-          <w:p>
-            <w:pPr>
-              <w:pStyle w:val="Compact"/>
-              <w:jc w:val="left"/>
-            </w:pPr>
-            <w:r>
-              <w:rPr>
-                <w:sz w:val="17"/>
-              </w:rPr>
-              <w:t xml:space="preserve">System Design v2.0 — 1. Schematic, §1.2 (M1)</w:t>
-            </w:r>
-          </w:p>
-        </w:tc>
-        <w:tc>
-          <w:tcPr/>
-          <w:p>
-            <w:pPr>
-              <w:pStyle w:val="Compact"/>
-              <w:jc w:val="left"/>
-            </w:pPr>
-            <w:r>
-              <w:rPr>
-                <w:rStyle w:val="VerbatimChar"/>
-                <w:sz w:val="17"/>
-              </w:rPr>
-              <w:t xml:space="preserve">docs/architecture/context.md</w:t>
-            </w:r>
-          </w:p>
-        </w:tc>
-      </w:tr>
-      <w:tr>
-        <w:tc>
-          <w:tcPr/>
-          <w:p>
-            <w:pPr>
-              <w:pStyle w:val="Compact"/>
-              <w:jc w:val="left"/>
-            </w:pPr>
-            <w:r>
-              <w:rPr>
-                <w:sz w:val="17"/>
-              </w:rPr>
-              <w:t xml:space="preserve">4.1 Usage flow</w:t>
-            </w:r>
-          </w:p>
-        </w:tc>
-        <w:tc>
-          <w:tcPr/>
-          <w:p>
-            <w:pPr>
-              <w:pStyle w:val="Compact"/>
-              <w:jc w:val="left"/>
-            </w:pPr>
-            <w:r>
-              <w:rPr>
-                <w:sz w:val="17"/>
-              </w:rPr>
-              <w:t xml:space="preserve">Usage Flow FLOW-01, diamond M1 (Figure 3)</w:t>
-            </w:r>
-          </w:p>
-        </w:tc>
-        <w:tc>
-          <w:tcPr/>
-          <w:p>
-            <w:pPr>
-              <w:pStyle w:val="Compact"/>
-              <w:jc w:val="left"/>
-            </w:pPr>
-            <w:r>
-              <w:rPr>
-                <w:rStyle w:val="VerbatimChar"/>
-                <w:sz w:val="17"/>
-              </w:rPr>
-              <w:t xml:space="preserve">docs/architecture/usage-flow.md</w:t>
-            </w:r>
-            <w:r>
-              <w:rPr>
-                <w:sz w:val="17"/>
-              </w:rPr>
-              <w:t xml:space="preserve"> </w:t>
-            </w:r>
-            <w:r>
-              <w:rPr>
-                <w:sz w:val="17"/>
-              </w:rPr>
-              <w:t xml:space="preserve">§1</w:t>
-            </w:r>
-          </w:p>
-        </w:tc>
-      </w:tr>
-      <w:tr>
-        <w:tc>
-          <w:tcPr/>
-          <w:p>
-            <w:pPr>
-              <w:pStyle w:val="Compact"/>
-              <w:jc w:val="left"/>
-            </w:pPr>
-            <w:r>
-              <w:rPr>
-                <w:sz w:val="17"/>
-              </w:rPr>
-              <w:t xml:space="preserve">4.2 Sequence</w:t>
-            </w:r>
-          </w:p>
-        </w:tc>
-        <w:tc>
-          <w:tcPr/>
-          <w:p>
-            <w:pPr>
-              <w:pStyle w:val="Compact"/>
-              <w:jc w:val="left"/>
-            </w:pPr>
-            <w:r>
-              <w:rPr>
-                <w:sz w:val="17"/>
-              </w:rPr>
-              <w:t xml:space="preserve">Derived (no DBIZ2 figure)</w:t>
-            </w:r>
-          </w:p>
-        </w:tc>
-        <w:tc>
-          <w:tcPr/>
-          <w:p>
-            <w:pPr>
-              <w:pStyle w:val="Compact"/>
-              <w:jc w:val="left"/>
-            </w:pPr>
-            <w:r>
-              <w:rPr>
-                <w:sz w:val="17"/>
-              </w:rPr>
-              <w:t xml:space="preserve">this document</w:t>
-            </w:r>
-          </w:p>
-        </w:tc>
-      </w:tr>
-      <w:tr>
-        <w:tc>
-          <w:tcPr/>
-          <w:p>
-            <w:pPr>
-              <w:pStyle w:val="Compact"/>
-              <w:jc w:val="left"/>
-            </w:pPr>
-            <w:r>
-              <w:rPr>
-                <w:sz w:val="17"/>
-              </w:rPr>
-              <w:t xml:space="preserve">5. Functional requirements</w:t>
-            </w:r>
-          </w:p>
-        </w:tc>
-        <w:tc>
-          <w:tcPr/>
-          <w:p>
-            <w:pPr>
-              <w:pStyle w:val="Compact"/>
-              <w:jc w:val="left"/>
-            </w:pPr>
-            <w:r>
-              <w:rPr>
-                <w:sz w:val="17"/>
-              </w:rPr>
-              <w:t xml:space="preserve">Function List rows 21–23</w:t>
-            </w:r>
-          </w:p>
-        </w:tc>
-        <w:tc>
-          <w:tcPr/>
-          <w:p>
-            <w:pPr>
-              <w:pStyle w:val="Compact"/>
-              <w:jc w:val="left"/>
-            </w:pPr>
-            <w:r>
-              <w:rPr>
-                <w:rStyle w:val="VerbatimChar"/>
-                <w:sz w:val="17"/>
-              </w:rPr>
-              <w:t xml:space="preserve">docs/function-list.md</w:t>
-            </w:r>
-            <w:r>
-              <w:rPr>
-                <w:sz w:val="17"/>
-              </w:rPr>
-              <w:t xml:space="preserve"> </w:t>
-            </w:r>
-            <w:r>
-              <w:rPr>
-                <w:sz w:val="17"/>
-              </w:rPr>
-              <w:t xml:space="preserve">rows 21–23</w:t>
-            </w:r>
-          </w:p>
-        </w:tc>
-      </w:tr>
-      <w:tr>
-        <w:tc>
-          <w:tcPr/>
-          <w:p>
-            <w:pPr>
-              <w:pStyle w:val="Compact"/>
-              <w:jc w:val="left"/>
-            </w:pPr>
-            <w:r>
-              <w:rPr>
-                <w:sz w:val="17"/>
-              </w:rPr>
-              <w:t xml:space="preserve">7. Screens</w:t>
-            </w:r>
-          </w:p>
-        </w:tc>
-        <w:tc>
-          <w:tcPr/>
-          <w:p>
-            <w:pPr>
-              <w:pStyle w:val="Compact"/>
-              <w:jc w:val="left"/>
-            </w:pPr>
-            <w:r>
-              <w:rPr>
-                <w:sz w:val="17"/>
-              </w:rPr>
-              <w:t xml:space="preserve">Screen List SC-01, SC-02, SC-13</w:t>
-            </w:r>
-          </w:p>
-        </w:tc>
-        <w:tc>
-          <w:tcPr/>
-          <w:p>
-            <w:pPr>
-              <w:pStyle w:val="Compact"/>
-              <w:jc w:val="left"/>
-            </w:pPr>
-            <w:r>
-              <w:rPr>
-                <w:rStyle w:val="VerbatimChar"/>
-                <w:sz w:val="17"/>
-              </w:rPr>
-              <w:t xml:space="preserve">docs/screen-list.md</w:t>
-            </w:r>
-            <w:r>
-              <w:rPr>
-                <w:sz w:val="17"/>
-              </w:rPr>
-              <w:t xml:space="preserve"> </w:t>
-            </w:r>
-            <w:r>
-              <w:rPr>
-                <w:sz w:val="17"/>
-              </w:rPr>
-              <w:t xml:space="preserve">§1</w:t>
-            </w:r>
-          </w:p>
-        </w:tc>
-      </w:tr>
-    </w:tbl>
-    <w:bookmarkStart w:id="38" w:name="X0ebe4ea0055657d0fde6dddb3c03c11905d0ce8"/>
-    <w:p>
-      <w:pPr>
-        <w:pStyle w:val="Heading3"/>
-      </w:pPr>
-      <w:r>
-        <w:t xml:space="preserve">11.1 Reconciliation with DBIZ2 (System Design v2.0)</w:t>
-      </w:r>
-    </w:p>
-    <w:p>
-      <w:pPr>
-        <w:pStyle w:val="FirstParagraph"/>
-      </w:pPr>
-      <w:r>
-        <w:t xml:space="preserve">Where the 20-screen design or this spec differs from the DBIZ2 Function List, the difference is written here instead of being silently changed.</w:t>
+        <w:t xml:space="preserve">7. Screens involved</w:t>
       </w:r>
     </w:p>
     <w:tbl>
@@ -5137,7 +4639,7 @@
                 <w:color w:val="1F2A5C"/>
                 <w:sz w:val="17"/>
               </w:rPr>
-              <w:t xml:space="preserve">Topic</w:t>
+              <w:t xml:space="preserve">Screen ID</w:t>
             </w:r>
           </w:p>
         </w:tc>
@@ -5156,7 +4658,7 @@
                 <w:color w:val="1F2A5C"/>
                 <w:sz w:val="17"/>
               </w:rPr>
-              <w:t xml:space="preserve">DBIZ2 / System Design v2.0</w:t>
+              <w:t xml:space="preserve">Screen name</w:t>
             </w:r>
           </w:p>
         </w:tc>
@@ -5175,7 +4677,7 @@
                 <w:color w:val="1F2A5C"/>
                 <w:sz w:val="17"/>
               </w:rPr>
-              <w:t xml:space="preserve">This spec</w:t>
+              <w:t xml:space="preserve">Priority</w:t>
             </w:r>
           </w:p>
         </w:tc>
@@ -5194,7 +4696,7 @@
                 <w:color w:val="1F2A5C"/>
                 <w:sz w:val="17"/>
               </w:rPr>
-              <w:t xml:space="preserve">Status</w:t>
+              <w:t xml:space="preserve">Screen Spec file</w:t>
             </w:r>
           </w:p>
         </w:tc>
@@ -5211,22 +4713,413 @@
               <w:rPr>
                 <w:sz w:val="17"/>
               </w:rPr>
-              <w:t xml:space="preserve">Router input</w:t>
-            </w:r>
-          </w:p>
-        </w:tc>
-        <w:tc>
-          <w:tcPr/>
-          <w:p>
-            <w:pPr>
-              <w:pStyle w:val="Compact"/>
-              <w:jc w:val="left"/>
-            </w:pPr>
-            <w:r>
-              <w:rPr>
-                <w:sz w:val="17"/>
-              </w:rPr>
-              <w:t xml:space="preserve">F-M1-02 input:</w:t>
+              <w:t xml:space="preserve">SC-01</w:t>
+            </w:r>
+          </w:p>
+        </w:tc>
+        <w:tc>
+          <w:tcPr/>
+          <w:p>
+            <w:pPr>
+              <w:pStyle w:val="Compact"/>
+              <w:jc w:val="left"/>
+            </w:pPr>
+            <w:r>
+              <w:rPr>
+                <w:sz w:val="17"/>
+              </w:rPr>
+              <w:t xml:space="preserve">Landing — Introduction</w:t>
+            </w:r>
+          </w:p>
+        </w:tc>
+        <w:tc>
+          <w:tcPr/>
+          <w:p>
+            <w:pPr>
+              <w:pStyle w:val="Compact"/>
+              <w:jc w:val="left"/>
+            </w:pPr>
+            <w:r>
+              <w:rPr>
+                <w:sz w:val="17"/>
+              </w:rPr>
+              <w:t xml:space="preserve">Must</w:t>
+            </w:r>
+          </w:p>
+        </w:tc>
+        <w:tc>
+          <w:tcPr/>
+          <w:p>
+            <w:pPr>
+              <w:pStyle w:val="Compact"/>
+              <w:jc w:val="left"/>
+            </w:pPr>
+            <w:r>
+              <w:rPr>
+                <w:rStyle w:val="VerbatimChar"/>
+                <w:sz w:val="17"/>
+              </w:rPr>
+              <w:t xml:space="preserve">docs/screens/screen-spec-SC-01.md</w:t>
+            </w:r>
+          </w:p>
+        </w:tc>
+      </w:tr>
+      <w:tr>
+        <w:tc>
+          <w:tcPr/>
+          <w:p>
+            <w:pPr>
+              <w:pStyle w:val="Compact"/>
+              <w:jc w:val="left"/>
+            </w:pPr>
+            <w:r>
+              <w:rPr>
+                <w:sz w:val="17"/>
+              </w:rPr>
+              <w:t xml:space="preserve">SC-02</w:t>
+            </w:r>
+          </w:p>
+        </w:tc>
+        <w:tc>
+          <w:tcPr/>
+          <w:p>
+            <w:pPr>
+              <w:pStyle w:val="Compact"/>
+              <w:jc w:val="left"/>
+            </w:pPr>
+            <w:r>
+              <w:rPr>
+                <w:sz w:val="17"/>
+              </w:rPr>
+              <w:t xml:space="preserve">Segment router + A/B/C result</w:t>
+            </w:r>
+          </w:p>
+        </w:tc>
+        <w:tc>
+          <w:tcPr/>
+          <w:p>
+            <w:pPr>
+              <w:pStyle w:val="Compact"/>
+              <w:jc w:val="left"/>
+            </w:pPr>
+            <w:r>
+              <w:rPr>
+                <w:sz w:val="17"/>
+              </w:rPr>
+              <w:t xml:space="preserve">Must</w:t>
+            </w:r>
+          </w:p>
+        </w:tc>
+        <w:tc>
+          <w:tcPr/>
+          <w:p>
+            <w:pPr>
+              <w:pStyle w:val="Compact"/>
+              <w:jc w:val="left"/>
+            </w:pPr>
+            <w:r>
+              <w:rPr>
+                <w:rStyle w:val="VerbatimChar"/>
+                <w:sz w:val="17"/>
+              </w:rPr>
+              <w:t xml:space="preserve">docs/screens/screen-spec-SC-02.md</w:t>
+            </w:r>
+          </w:p>
+        </w:tc>
+      </w:tr>
+      <w:tr>
+        <w:tc>
+          <w:tcPr/>
+          <w:p>
+            <w:pPr>
+              <w:pStyle w:val="Compact"/>
+              <w:jc w:val="left"/>
+            </w:pPr>
+            <w:r>
+              <w:rPr>
+                <w:sz w:val="17"/>
+              </w:rPr>
+              <w:t xml:space="preserve">SC-13</w:t>
+            </w:r>
+          </w:p>
+        </w:tc>
+        <w:tc>
+          <w:tcPr/>
+          <w:p>
+            <w:pPr>
+              <w:pStyle w:val="Compact"/>
+              <w:jc w:val="left"/>
+            </w:pPr>
+            <w:r>
+              <w:rPr>
+                <w:sz w:val="17"/>
+              </w:rPr>
+              <w:t xml:space="preserve">Project settings</w:t>
+            </w:r>
+          </w:p>
+        </w:tc>
+        <w:tc>
+          <w:tcPr/>
+          <w:p>
+            <w:pPr>
+              <w:pStyle w:val="Compact"/>
+              <w:jc w:val="left"/>
+            </w:pPr>
+            <w:r>
+              <w:rPr>
+                <w:sz w:val="17"/>
+              </w:rPr>
+              <w:t xml:space="preserve">Must</w:t>
+            </w:r>
+          </w:p>
+        </w:tc>
+        <w:tc>
+          <w:tcPr/>
+          <w:p>
+            <w:pPr>
+              <w:pStyle w:val="Compact"/>
+              <w:jc w:val="left"/>
+            </w:pPr>
+            <w:r>
+              <w:rPr>
+                <w:rStyle w:val="VerbatimChar"/>
+                <w:sz w:val="17"/>
+              </w:rPr>
+              <w:t xml:space="preserve">docs/screens/screen-spec-SC-13.md</w:t>
+            </w:r>
+          </w:p>
+        </w:tc>
+      </w:tr>
+    </w:tbl>
+    <w:bookmarkEnd w:id="35"/>
+    <w:bookmarkStart w:id="36" w:name="Xbe7985084ef4dfdbc7e9fba0a235022f75110b0"/>
+    <w:p>
+      <w:pPr>
+        <w:pStyle w:val="Heading2"/>
+      </w:pPr>
+      <w:r>
+        <w:t xml:space="preserve">8. Success criteria</w:t>
+      </w:r>
+    </w:p>
+    <w:tbl>
+      <w:tblPr>
+        <w:tblStyle w:val="Table"/>
+        <w:tblLook w:firstRow="1" w:lastRow="0" w:firstColumn="0" w:lastColumn="0" w:noHBand="0" w:noVBand="0" w:val="0020"/>
+        <w:jc w:val="start"/>
+        <w:tblBorders>
+          <w:top w:val="single" w:sz="4" w:color="C9CED6"/>
+          <w:left w:val="single" w:sz="4" w:color="C9CED6"/>
+          <w:bottom w:val="single" w:sz="4" w:color="C9CED6"/>
+          <w:right w:val="single" w:sz="4" w:color="C9CED6"/>
+          <w:insideH w:val="single" w:sz="4" w:color="C9CED6"/>
+          <w:insideV w:val="single" w:sz="4" w:color="C9CED6"/>
+        </w:tblBorders>
+        <w:tblW w:w="5000" w:type="pct"/>
+      </w:tblPr>
+      <w:tblGrid>
+        <w:gridCol w:w="3286"/>
+        <w:gridCol w:w="3286"/>
+        <w:gridCol w:w="3286"/>
+      </w:tblGrid>
+      <w:tr>
+        <w:trPr>
+          <w:tblHeader w:val="true"/>
+        </w:trPr>
+        <w:tc>
+          <w:tcPr>
+            <w:shd w:val="clear" w:color="auto" w:fill="E4ECF7"/>
+          </w:tcPr>
+          <w:p>
+            <w:pPr>
+              <w:pStyle w:val="Compact"/>
+              <w:jc w:val="left"/>
+            </w:pPr>
+            <w:r>
+              <w:rPr>
+                <w:b/>
+                <w:color w:val="1F2A5C"/>
+                <w:sz w:val="17"/>
+              </w:rPr>
+              <w:t xml:space="preserve">SC ID</w:t>
+            </w:r>
+          </w:p>
+        </w:tc>
+        <w:tc>
+          <w:tcPr>
+            <w:shd w:val="clear" w:color="auto" w:fill="E4ECF7"/>
+          </w:tcPr>
+          <w:p>
+            <w:pPr>
+              <w:pStyle w:val="Compact"/>
+              <w:jc w:val="left"/>
+            </w:pPr>
+            <w:r>
+              <w:rPr>
+                <w:b/>
+                <w:color w:val="1F2A5C"/>
+                <w:sz w:val="17"/>
+              </w:rPr>
+              <w:t xml:space="preserve">Criterion</w:t>
+            </w:r>
+          </w:p>
+        </w:tc>
+        <w:tc>
+          <w:tcPr>
+            <w:shd w:val="clear" w:color="auto" w:fill="E4ECF7"/>
+          </w:tcPr>
+          <w:p>
+            <w:pPr>
+              <w:pStyle w:val="Compact"/>
+              <w:jc w:val="left"/>
+            </w:pPr>
+            <w:r>
+              <w:rPr>
+                <w:b/>
+                <w:color w:val="1F2A5C"/>
+                <w:sz w:val="17"/>
+              </w:rPr>
+              <w:t xml:space="preserve">How it is measured</w:t>
+            </w:r>
+          </w:p>
+        </w:tc>
+      </w:tr>
+      <w:tr>
+        <w:tc>
+          <w:tcPr/>
+          <w:p>
+            <w:pPr>
+              <w:pStyle w:val="Compact"/>
+              <w:jc w:val="left"/>
+            </w:pPr>
+            <w:r>
+              <w:rPr>
+                <w:sz w:val="17"/>
+              </w:rPr>
+              <w:t xml:space="preserve">SC-001</w:t>
+            </w:r>
+          </w:p>
+        </w:tc>
+        <w:tc>
+          <w:tcPr/>
+          <w:p>
+            <w:pPr>
+              <w:pStyle w:val="Compact"/>
+              <w:jc w:val="left"/>
+            </w:pPr>
+            <w:r>
+              <w:rPr>
+                <w:sz w:val="17"/>
+              </w:rPr>
+              <w:t xml:space="preserve">A first-time visitor reaches a segment result in under 60 seconds.</w:t>
+            </w:r>
+          </w:p>
+        </w:tc>
+        <w:tc>
+          <w:tcPr/>
+          <w:p>
+            <w:pPr>
+              <w:pStyle w:val="Compact"/>
+              <w:jc w:val="left"/>
+            </w:pPr>
+            <w:r>
+              <w:rPr>
+                <w:sz w:val="17"/>
+              </w:rPr>
+              <w:t xml:space="preserve">Timed test with 5 international producers.</w:t>
+            </w:r>
+          </w:p>
+        </w:tc>
+      </w:tr>
+      <w:tr>
+        <w:tc>
+          <w:tcPr/>
+          <w:p>
+            <w:pPr>
+              <w:pStyle w:val="Compact"/>
+              <w:jc w:val="left"/>
+            </w:pPr>
+            <w:r>
+              <w:rPr>
+                <w:sz w:val="17"/>
+              </w:rPr>
+              <w:t xml:space="preserve">SC-002</w:t>
+            </w:r>
+          </w:p>
+        </w:tc>
+        <w:tc>
+          <w:tcPr/>
+          <w:p>
+            <w:pPr>
+              <w:pStyle w:val="Compact"/>
+              <w:jc w:val="left"/>
+            </w:pPr>
+            <w:r>
+              <w:rPr>
+                <w:sz w:val="17"/>
+              </w:rPr>
+              <w:t xml:space="preserve">At least 4 in 5 test producers agree the segment they were given is correct for their project.</w:t>
+            </w:r>
+          </w:p>
+        </w:tc>
+        <w:tc>
+          <w:tcPr/>
+          <w:p>
+            <w:pPr>
+              <w:pStyle w:val="Compact"/>
+              <w:jc w:val="left"/>
+            </w:pPr>
+            <w:r>
+              <w:rPr>
+                <w:sz w:val="17"/>
+              </w:rPr>
+              <w:t xml:space="preserve">Post-test question on 5 real project descriptions.</w:t>
+            </w:r>
+          </w:p>
+        </w:tc>
+      </w:tr>
+      <w:tr>
+        <w:tc>
+          <w:tcPr/>
+          <w:p>
+            <w:pPr>
+              <w:pStyle w:val="Compact"/>
+              <w:jc w:val="left"/>
+            </w:pPr>
+            <w:r>
+              <w:rPr>
+                <w:sz w:val="17"/>
+              </w:rPr>
+              <w:t xml:space="preserve">SC-003</w:t>
+            </w:r>
+          </w:p>
+        </w:tc>
+        <w:tc>
+          <w:tcPr/>
+          <w:p>
+            <w:pPr>
+              <w:pStyle w:val="Compact"/>
+              <w:jc w:val="left"/>
+            </w:pPr>
+            <w:r>
+              <w:rPr>
+                <w:sz w:val="17"/>
+              </w:rPr>
+              <w:t xml:space="preserve">VFDA can see how often each result is overridden.</w:t>
+            </w:r>
+          </w:p>
+        </w:tc>
+        <w:tc>
+          <w:tcPr/>
+          <w:p>
+            <w:pPr>
+              <w:pStyle w:val="Compact"/>
+              <w:jc w:val="left"/>
+            </w:pPr>
+            <w:r>
+              <w:rPr>
+                <w:sz w:val="17"/>
+              </w:rPr>
+              <w:t xml:space="preserve">Monthly count of</w:t>
             </w:r>
             <w:r>
               <w:rPr>
@@ -5239,7 +5132,225 @@
                 <w:rStyle w:val="VerbatimChar"/>
                 <w:sz w:val="17"/>
               </w:rPr>
-              <w:t xml:space="preserve">segment</w:t>
+              <w:t xml:space="preserve">segment_override = true</w:t>
+            </w:r>
+            <w:r>
+              <w:rPr>
+                <w:sz w:val="17"/>
+              </w:rPr>
+              <w:t xml:space="preserve">.</w:t>
+            </w:r>
+          </w:p>
+        </w:tc>
+      </w:tr>
+    </w:tbl>
+    <w:bookmarkEnd w:id="36"/>
+    <w:bookmarkStart w:id="37" w:name="Xf0e84fbc24061432f3671343bf60d40f0e14ddf"/>
+    <w:p>
+      <w:pPr>
+        <w:pStyle w:val="Heading2"/>
+      </w:pPr>
+      <w:r>
+        <w:t xml:space="preserve">9. Assumptions</w:t>
+      </w:r>
+    </w:p>
+    <w:p>
+      <w:pPr>
+        <w:numPr>
+          <w:ilvl w:val="0"/>
+          <w:numId w:val="1008"/>
+        </w:numPr>
+        <w:pStyle w:val="Compact"/>
+      </w:pPr>
+      <w:r>
+        <w:t xml:space="preserve">Three segments cover every MVP case; unusual cases go to</w:t>
+      </w:r>
+      <w:r>
+        <w:t xml:space="preserve"> </w:t>
+      </w:r>
+      <w:r>
+        <w:rPr>
+          <w:iCs/>
+          <w:i/>
+        </w:rPr>
+        <w:t xml:space="preserve">Ask VFDA</w:t>
+      </w:r>
+      <w:r>
+        <w:t xml:space="preserve">.</w:t>
+      </w:r>
+    </w:p>
+    <w:p>
+      <w:pPr>
+        <w:numPr>
+          <w:ilvl w:val="0"/>
+          <w:numId w:val="1008"/>
+        </w:numPr>
+        <w:pStyle w:val="Compact"/>
+      </w:pPr>
+      <w:r>
+        <w:t xml:space="preserve">The decision table is small enough (≤ 20 rows) for VFDA to review by hand.</w:t>
+      </w:r>
+    </w:p>
+    <w:bookmarkEnd w:id="37"/>
+    <w:bookmarkStart w:id="38" w:name="X55a6565c84ac464289a534278fc4074fe00819d"/>
+    <w:p>
+      <w:pPr>
+        <w:pStyle w:val="Heading2"/>
+      </w:pPr>
+      <w:r>
+        <w:t xml:space="preserve">10. Open questions</w:t>
+      </w:r>
+    </w:p>
+    <w:tbl>
+      <w:tblPr>
+        <w:tblStyle w:val="Table"/>
+        <w:tblLook w:firstRow="1" w:lastRow="0" w:firstColumn="0" w:lastColumn="0" w:noHBand="0" w:noVBand="0" w:val="0020"/>
+        <w:jc w:val="start"/>
+        <w:tblBorders>
+          <w:top w:val="single" w:sz="4" w:color="C9CED6"/>
+          <w:left w:val="single" w:sz="4" w:color="C9CED6"/>
+          <w:bottom w:val="single" w:sz="4" w:color="C9CED6"/>
+          <w:right w:val="single" w:sz="4" w:color="C9CED6"/>
+          <w:insideH w:val="single" w:sz="4" w:color="C9CED6"/>
+          <w:insideV w:val="single" w:sz="4" w:color="C9CED6"/>
+        </w:tblBorders>
+        <w:tblW w:w="5000" w:type="pct"/>
+      </w:tblPr>
+      <w:tblGrid>
+        <w:gridCol w:w="1972"/>
+        <w:gridCol w:w="1972"/>
+        <w:gridCol w:w="1972"/>
+        <w:gridCol w:w="1972"/>
+        <w:gridCol w:w="1972"/>
+      </w:tblGrid>
+      <w:tr>
+        <w:trPr>
+          <w:tblHeader w:val="true"/>
+        </w:trPr>
+        <w:tc>
+          <w:tcPr>
+            <w:shd w:val="clear" w:color="auto" w:fill="E4ECF7"/>
+          </w:tcPr>
+          <w:p>
+            <w:pPr>
+              <w:pStyle w:val="Compact"/>
+              <w:jc w:val="left"/>
+            </w:pPr>
+            <w:r>
+              <w:rPr>
+                <w:b/>
+                <w:color w:val="1F2A5C"/>
+                <w:sz w:val="17"/>
+              </w:rPr>
+              <w:t xml:space="preserve">#</w:t>
+            </w:r>
+          </w:p>
+        </w:tc>
+        <w:tc>
+          <w:tcPr>
+            <w:shd w:val="clear" w:color="auto" w:fill="E4ECF7"/>
+          </w:tcPr>
+          <w:p>
+            <w:pPr>
+              <w:pStyle w:val="Compact"/>
+              <w:jc w:val="left"/>
+            </w:pPr>
+            <w:r>
+              <w:rPr>
+                <w:b/>
+                <w:color w:val="1F2A5C"/>
+                <w:sz w:val="17"/>
+              </w:rPr>
+              <w:t xml:space="preserve">Question</w:t>
+            </w:r>
+          </w:p>
+        </w:tc>
+        <w:tc>
+          <w:tcPr>
+            <w:shd w:val="clear" w:color="auto" w:fill="E4ECF7"/>
+          </w:tcPr>
+          <w:p>
+            <w:pPr>
+              <w:pStyle w:val="Compact"/>
+              <w:jc w:val="left"/>
+            </w:pPr>
+            <w:r>
+              <w:rPr>
+                <w:b/>
+                <w:color w:val="1F2A5C"/>
+                <w:sz w:val="17"/>
+              </w:rPr>
+              <w:t xml:space="preserve">Blocking?</w:t>
+            </w:r>
+          </w:p>
+        </w:tc>
+        <w:tc>
+          <w:tcPr>
+            <w:shd w:val="clear" w:color="auto" w:fill="E4ECF7"/>
+          </w:tcPr>
+          <w:p>
+            <w:pPr>
+              <w:pStyle w:val="Compact"/>
+              <w:jc w:val="left"/>
+            </w:pPr>
+            <w:r>
+              <w:rPr>
+                <w:b/>
+                <w:color w:val="1F2A5C"/>
+                <w:sz w:val="17"/>
+              </w:rPr>
+              <w:t xml:space="preserve">Owner</w:t>
+            </w:r>
+          </w:p>
+        </w:tc>
+        <w:tc>
+          <w:tcPr>
+            <w:shd w:val="clear" w:color="auto" w:fill="E4ECF7"/>
+          </w:tcPr>
+          <w:p>
+            <w:pPr>
+              <w:pStyle w:val="Compact"/>
+              <w:jc w:val="left"/>
+            </w:pPr>
+            <w:r>
+              <w:rPr>
+                <w:b/>
+                <w:color w:val="1F2A5C"/>
+                <w:sz w:val="17"/>
+              </w:rPr>
+              <w:t xml:space="preserve">Status</w:t>
+            </w:r>
+          </w:p>
+        </w:tc>
+      </w:tr>
+      <w:tr>
+        <w:tc>
+          <w:tcPr/>
+          <w:p>
+            <w:pPr>
+              <w:pStyle w:val="Compact"/>
+              <w:jc w:val="left"/>
+            </w:pPr>
+            <w:r>
+              <w:rPr>
+                <w:sz w:val="17"/>
+              </w:rPr>
+              <w:t xml:space="preserve">1</w:t>
+            </w:r>
+          </w:p>
+        </w:tc>
+        <w:tc>
+          <w:tcPr/>
+          <w:p>
+            <w:pPr>
+              <w:pStyle w:val="Compact"/>
+              <w:jc w:val="left"/>
+            </w:pPr>
+            <w:r>
+              <w:rPr>
+                <w:sz w:val="17"/>
+              </w:rPr>
+              <w:t xml:space="preserve">[NEEDS CLARIFICATION: Co-production (question 3): segment A or B, or a separate segment?]</w:t>
             </w:r>
             <w:r>
               <w:rPr>
@@ -5249,47 +5360,1012 @@
             </w:r>
             <w:r>
               <w:rPr>
-                <w:sz w:val="17"/>
-              </w:rPr>
-              <w:t xml:space="preserve">chosen from three cards</w:t>
-            </w:r>
-          </w:p>
-        </w:tc>
-        <w:tc>
-          <w:tcPr/>
-          <w:p>
-            <w:pPr>
-              <w:pStyle w:val="Compact"/>
-              <w:jc w:val="left"/>
-            </w:pPr>
-            <w:r>
-              <w:rPr>
-                <w:sz w:val="17"/>
-              </w:rPr>
-              <w:t xml:space="preserve">Four questions decide the segment; cards remain as override (screen list note #3)</w:t>
-            </w:r>
-          </w:p>
-        </w:tc>
-        <w:tc>
-          <w:tcPr/>
-          <w:p>
-            <w:pPr>
-              <w:pStyle w:val="Compact"/>
-              <w:jc w:val="left"/>
-            </w:pPr>
-            <w:r>
-              <w:rPr>
-                <w:sz w:val="17"/>
-              </w:rPr>
-              <w:t xml:space="preserve">Changed — Confirmed by the Client</w:t>
+                <w:iCs/>
+                <w:i/>
+                <w:sz w:val="17"/>
+              </w:rPr>
+              <w:t xml:space="preserve">(also raised in SC-02)</w:t>
+            </w:r>
+          </w:p>
+        </w:tc>
+        <w:tc>
+          <w:tcPr/>
+          <w:p>
+            <w:pPr>
+              <w:pStyle w:val="Compact"/>
+              <w:jc w:val="left"/>
+            </w:pPr>
+            <w:r>
+              <w:rPr>
+                <w:sz w:val="17"/>
+              </w:rPr>
+              <w:t xml:space="preserve">Yes</w:t>
+            </w:r>
+          </w:p>
+        </w:tc>
+        <w:tc>
+          <w:tcPr/>
+          <w:p>
+            <w:pPr>
+              <w:pStyle w:val="Compact"/>
+              <w:jc w:val="left"/>
+            </w:pPr>
+            <w:r>
+              <w:rPr>
+                <w:sz w:val="17"/>
+              </w:rPr>
+              <w:t xml:space="preserve">Client (VFDA)</w:t>
+            </w:r>
+          </w:p>
+        </w:tc>
+        <w:tc>
+          <w:tcPr/>
+          <w:p>
+            <w:pPr>
+              <w:pStyle w:val="Compact"/>
+              <w:jc w:val="left"/>
+            </w:pPr>
+            <w:r>
+              <w:rPr>
+                <w:sz w:val="17"/>
+              </w:rPr>
+              <w:t xml:space="preserve">Open</w:t>
+            </w:r>
+          </w:p>
+        </w:tc>
+      </w:tr>
+      <w:tr>
+        <w:tc>
+          <w:tcPr/>
+          <w:p>
+            <w:pPr>
+              <w:pStyle w:val="Compact"/>
+              <w:jc w:val="left"/>
+            </w:pPr>
+            <w:r>
+              <w:rPr>
+                <w:sz w:val="17"/>
+              </w:rPr>
+              <w:t xml:space="preserve">2</w:t>
+            </w:r>
+          </w:p>
+        </w:tc>
+        <w:tc>
+          <w:tcPr/>
+          <w:p>
+            <w:pPr>
+              <w:pStyle w:val="Compact"/>
+              <w:jc w:val="left"/>
+            </w:pPr>
+            <w:r>
+              <w:rPr>
+                <w:sz w:val="17"/>
+              </w:rPr>
+              <w:t xml:space="preserve">[NEEDS CLARIFICATION: Does segment C (only hiring Vietnamese cast or services, no shooting in Vietnam) really need no licence at all?]</w:t>
+            </w:r>
+            <w:r>
+              <w:rPr>
+                <w:sz w:val="17"/>
+              </w:rPr>
+              <w:t xml:space="preserve"> </w:t>
+            </w:r>
+            <w:r>
+              <w:rPr>
+                <w:iCs/>
+                <w:i/>
+                <w:sz w:val="17"/>
+              </w:rPr>
+              <w:t xml:space="preserve">(also raised in SC-02)</w:t>
+            </w:r>
+          </w:p>
+        </w:tc>
+        <w:tc>
+          <w:tcPr/>
+          <w:p>
+            <w:pPr>
+              <w:pStyle w:val="Compact"/>
+              <w:jc w:val="left"/>
+            </w:pPr>
+            <w:r>
+              <w:rPr>
+                <w:sz w:val="17"/>
+              </w:rPr>
+              <w:t xml:space="preserve">Yes</w:t>
+            </w:r>
+          </w:p>
+        </w:tc>
+        <w:tc>
+          <w:tcPr/>
+          <w:p>
+            <w:pPr>
+              <w:pStyle w:val="Compact"/>
+              <w:jc w:val="left"/>
+            </w:pPr>
+            <w:r>
+              <w:rPr>
+                <w:sz w:val="17"/>
+              </w:rPr>
+              <w:t xml:space="preserve">Client (VFDA)</w:t>
+            </w:r>
+          </w:p>
+        </w:tc>
+        <w:tc>
+          <w:tcPr/>
+          <w:p>
+            <w:pPr>
+              <w:pStyle w:val="Compact"/>
+              <w:jc w:val="left"/>
+            </w:pPr>
+            <w:r>
+              <w:rPr>
+                <w:sz w:val="17"/>
+              </w:rPr>
+              <w:t xml:space="preserve">Open</w:t>
+            </w:r>
+          </w:p>
+        </w:tc>
+      </w:tr>
+      <w:tr>
+        <w:tc>
+          <w:tcPr/>
+          <w:p>
+            <w:pPr>
+              <w:pStyle w:val="Compact"/>
+              <w:jc w:val="left"/>
+            </w:pPr>
+            <w:r>
+              <w:rPr>
+                <w:sz w:val="17"/>
+              </w:rPr>
+              <w:t xml:space="preserve">3</w:t>
+            </w:r>
+          </w:p>
+        </w:tc>
+        <w:tc>
+          <w:tcPr/>
+          <w:p>
+            <w:pPr>
+              <w:pStyle w:val="Compact"/>
+              <w:jc w:val="left"/>
+            </w:pPr>
+            <w:r>
+              <w:rPr>
+                <w:sz w:val="17"/>
+              </w:rPr>
+              <w:t xml:space="preserve">[NEEDS CLARIFICATION: does VFDA allow its logo and association name on the landing page, and what is the official wording]</w:t>
+            </w:r>
+            <w:r>
+              <w:rPr>
+                <w:sz w:val="17"/>
+              </w:rPr>
+              <w:t xml:space="preserve"> </w:t>
+            </w:r>
+            <w:r>
+              <w:rPr>
+                <w:iCs/>
+                <w:i/>
+                <w:sz w:val="17"/>
+              </w:rPr>
+              <w:t xml:space="preserve">(from SC-01)</w:t>
+            </w:r>
+          </w:p>
+        </w:tc>
+        <w:tc>
+          <w:tcPr/>
+          <w:p>
+            <w:pPr>
+              <w:pStyle w:val="Compact"/>
+              <w:jc w:val="left"/>
+            </w:pPr>
+            <w:r>
+              <w:rPr>
+                <w:sz w:val="17"/>
+              </w:rPr>
+              <w:t xml:space="preserve">Yes</w:t>
+            </w:r>
+          </w:p>
+        </w:tc>
+        <w:tc>
+          <w:tcPr/>
+          <w:p>
+            <w:pPr>
+              <w:pStyle w:val="Compact"/>
+              <w:jc w:val="left"/>
+            </w:pPr>
+            <w:r>
+              <w:rPr>
+                <w:sz w:val="17"/>
+              </w:rPr>
+              <w:t xml:space="preserve">Client (VFDA)</w:t>
+            </w:r>
+          </w:p>
+        </w:tc>
+        <w:tc>
+          <w:tcPr/>
+          <w:p>
+            <w:pPr>
+              <w:pStyle w:val="Compact"/>
+              <w:jc w:val="left"/>
+            </w:pPr>
+            <w:r>
+              <w:rPr>
+                <w:sz w:val="17"/>
+              </w:rPr>
+              <w:t xml:space="preserve">Open</w:t>
+            </w:r>
+          </w:p>
+        </w:tc>
+      </w:tr>
+      <w:tr>
+        <w:tc>
+          <w:tcPr/>
+          <w:p>
+            <w:pPr>
+              <w:pStyle w:val="Compact"/>
+              <w:jc w:val="left"/>
+            </w:pPr>
+            <w:r>
+              <w:rPr>
+                <w:sz w:val="17"/>
+              </w:rPr>
+              <w:t xml:space="preserve">4</w:t>
+            </w:r>
+          </w:p>
+        </w:tc>
+        <w:tc>
+          <w:tcPr/>
+          <w:p>
+            <w:pPr>
+              <w:pStyle w:val="Compact"/>
+              <w:jc w:val="left"/>
+            </w:pPr>
+            <w:r>
+              <w:rPr>
+                <w:sz w:val="17"/>
+              </w:rPr>
+              <w:t xml:space="preserve">[NEEDS CLARIFICATION: default language on a guest's first visit — follow the browser, or always EN since the main users are international crews]</w:t>
+            </w:r>
+            <w:r>
+              <w:rPr>
+                <w:sz w:val="17"/>
+              </w:rPr>
+              <w:t xml:space="preserve"> </w:t>
+            </w:r>
+            <w:r>
+              <w:rPr>
+                <w:iCs/>
+                <w:i/>
+                <w:sz w:val="17"/>
+              </w:rPr>
+              <w:t xml:space="preserve">(from SC-01)</w:t>
+            </w:r>
+          </w:p>
+        </w:tc>
+        <w:tc>
+          <w:tcPr/>
+          <w:p>
+            <w:pPr>
+              <w:pStyle w:val="Compact"/>
+              <w:jc w:val="left"/>
+            </w:pPr>
+            <w:r>
+              <w:rPr>
+                <w:sz w:val="17"/>
+              </w:rPr>
+              <w:t xml:space="preserve">No</w:t>
+            </w:r>
+          </w:p>
+        </w:tc>
+        <w:tc>
+          <w:tcPr/>
+          <w:p>
+            <w:pPr>
+              <w:pStyle w:val="Compact"/>
+              <w:jc w:val="left"/>
+            </w:pPr>
+            <w:r>
+              <w:rPr>
+                <w:sz w:val="17"/>
+              </w:rPr>
+              <w:t xml:space="preserve">Group C</w:t>
+            </w:r>
+          </w:p>
+        </w:tc>
+        <w:tc>
+          <w:tcPr/>
+          <w:p>
+            <w:pPr>
+              <w:pStyle w:val="Compact"/>
+              <w:jc w:val="left"/>
+            </w:pPr>
+            <w:r>
+              <w:rPr>
+                <w:sz w:val="17"/>
+              </w:rPr>
+              <w:t xml:space="preserve">Open</w:t>
             </w:r>
           </w:p>
         </w:tc>
       </w:tr>
     </w:tbl>
     <w:bookmarkEnd w:id="38"/>
+    <w:bookmarkStart w:id="40" w:name="Xfe89178ba2c1baf2da96240bc9850b678501375"/>
+    <w:p>
+      <w:pPr>
+        <w:pStyle w:val="Heading2"/>
+      </w:pPr>
+      <w:r>
+        <w:t xml:space="preserve">11. Traceability to DBIZ2</w:t>
+      </w:r>
+    </w:p>
+    <w:tbl>
+      <w:tblPr>
+        <w:tblStyle w:val="Table"/>
+        <w:tblLook w:firstRow="1" w:lastRow="0" w:firstColumn="0" w:lastColumn="0" w:noHBand="0" w:noVBand="0" w:val="0020"/>
+        <w:jc w:val="start"/>
+        <w:tblBorders>
+          <w:top w:val="single" w:sz="4" w:color="C9CED6"/>
+          <w:left w:val="single" w:sz="4" w:color="C9CED6"/>
+          <w:bottom w:val="single" w:sz="4" w:color="C9CED6"/>
+          <w:right w:val="single" w:sz="4" w:color="C9CED6"/>
+          <w:insideH w:val="single" w:sz="4" w:color="C9CED6"/>
+          <w:insideV w:val="single" w:sz="4" w:color="C9CED6"/>
+        </w:tblBorders>
+        <w:tblW w:w="5000" w:type="pct"/>
+      </w:tblPr>
+      <w:tblGrid>
+        <w:gridCol w:w="3286"/>
+        <w:gridCol w:w="3286"/>
+        <w:gridCol w:w="3286"/>
+      </w:tblGrid>
+      <w:tr>
+        <w:trPr>
+          <w:tblHeader w:val="true"/>
+        </w:trPr>
+        <w:tc>
+          <w:tcPr>
+            <w:shd w:val="clear" w:color="auto" w:fill="E4ECF7"/>
+          </w:tcPr>
+          <w:p>
+            <w:pPr>
+              <w:pStyle w:val="Compact"/>
+              <w:jc w:val="left"/>
+            </w:pPr>
+            <w:r>
+              <w:rPr>
+                <w:b/>
+                <w:color w:val="1F2A5C"/>
+                <w:sz w:val="17"/>
+              </w:rPr>
+              <w:t xml:space="preserve">Spec section</w:t>
+            </w:r>
+          </w:p>
+        </w:tc>
+        <w:tc>
+          <w:tcPr>
+            <w:shd w:val="clear" w:color="auto" w:fill="E4ECF7"/>
+          </w:tcPr>
+          <w:p>
+            <w:pPr>
+              <w:pStyle w:val="Compact"/>
+              <w:jc w:val="left"/>
+            </w:pPr>
+            <w:r>
+              <w:rPr>
+                <w:b/>
+                <w:color w:val="1F2A5C"/>
+                <w:sz w:val="17"/>
+              </w:rPr>
+              <w:t xml:space="preserve">DBIZ2 source</w:t>
+            </w:r>
+          </w:p>
+        </w:tc>
+        <w:tc>
+          <w:tcPr>
+            <w:shd w:val="clear" w:color="auto" w:fill="E4ECF7"/>
+          </w:tcPr>
+          <w:p>
+            <w:pPr>
+              <w:pStyle w:val="Compact"/>
+              <w:jc w:val="left"/>
+            </w:pPr>
+            <w:r>
+              <w:rPr>
+                <w:b/>
+                <w:color w:val="1F2A5C"/>
+                <w:sz w:val="17"/>
+              </w:rPr>
+              <w:t xml:space="preserve">Location</w:t>
+            </w:r>
+          </w:p>
+        </w:tc>
+      </w:tr>
+      <w:tr>
+        <w:tc>
+          <w:tcPr/>
+          <w:p>
+            <w:pPr>
+              <w:pStyle w:val="Compact"/>
+              <w:jc w:val="left"/>
+            </w:pPr>
+            <w:r>
+              <w:rPr>
+                <w:sz w:val="17"/>
+              </w:rPr>
+              <w:t xml:space="preserve">1. Purpose</w:t>
+            </w:r>
+          </w:p>
+        </w:tc>
+        <w:tc>
+          <w:tcPr/>
+          <w:p>
+            <w:pPr>
+              <w:pStyle w:val="Compact"/>
+              <w:jc w:val="left"/>
+            </w:pPr>
+            <w:r>
+              <w:rPr>
+                <w:sz w:val="17"/>
+              </w:rPr>
+              <w:t xml:space="preserve">System Design v2.0 — 1. Schematic, §1.2 (M1)</w:t>
+            </w:r>
+          </w:p>
+        </w:tc>
+        <w:tc>
+          <w:tcPr/>
+          <w:p>
+            <w:pPr>
+              <w:pStyle w:val="Compact"/>
+              <w:jc w:val="left"/>
+            </w:pPr>
+            <w:r>
+              <w:rPr>
+                <w:rStyle w:val="VerbatimChar"/>
+                <w:sz w:val="17"/>
+              </w:rPr>
+              <w:t xml:space="preserve">docs/architecture/context.md</w:t>
+            </w:r>
+          </w:p>
+        </w:tc>
+      </w:tr>
+      <w:tr>
+        <w:tc>
+          <w:tcPr/>
+          <w:p>
+            <w:pPr>
+              <w:pStyle w:val="Compact"/>
+              <w:jc w:val="left"/>
+            </w:pPr>
+            <w:r>
+              <w:rPr>
+                <w:sz w:val="17"/>
+              </w:rPr>
+              <w:t xml:space="preserve">4.1 Usage flow</w:t>
+            </w:r>
+          </w:p>
+        </w:tc>
+        <w:tc>
+          <w:tcPr/>
+          <w:p>
+            <w:pPr>
+              <w:pStyle w:val="Compact"/>
+              <w:jc w:val="left"/>
+            </w:pPr>
+            <w:r>
+              <w:rPr>
+                <w:sz w:val="17"/>
+              </w:rPr>
+              <w:t xml:space="preserve">Usage Flow FLOW-01, diamond M1 (Figure 3)</w:t>
+            </w:r>
+          </w:p>
+        </w:tc>
+        <w:tc>
+          <w:tcPr/>
+          <w:p>
+            <w:pPr>
+              <w:pStyle w:val="Compact"/>
+              <w:jc w:val="left"/>
+            </w:pPr>
+            <w:r>
+              <w:rPr>
+                <w:rStyle w:val="VerbatimChar"/>
+                <w:sz w:val="17"/>
+              </w:rPr>
+              <w:t xml:space="preserve">docs/architecture/usage-flow.md</w:t>
+            </w:r>
+            <w:r>
+              <w:rPr>
+                <w:sz w:val="17"/>
+              </w:rPr>
+              <w:t xml:space="preserve"> </w:t>
+            </w:r>
+            <w:r>
+              <w:rPr>
+                <w:sz w:val="17"/>
+              </w:rPr>
+              <w:t xml:space="preserve">§1</w:t>
+            </w:r>
+          </w:p>
+        </w:tc>
+      </w:tr>
+      <w:tr>
+        <w:tc>
+          <w:tcPr/>
+          <w:p>
+            <w:pPr>
+              <w:pStyle w:val="Compact"/>
+              <w:jc w:val="left"/>
+            </w:pPr>
+            <w:r>
+              <w:rPr>
+                <w:sz w:val="17"/>
+              </w:rPr>
+              <w:t xml:space="preserve">4.2 Sequence</w:t>
+            </w:r>
+          </w:p>
+        </w:tc>
+        <w:tc>
+          <w:tcPr/>
+          <w:p>
+            <w:pPr>
+              <w:pStyle w:val="Compact"/>
+              <w:jc w:val="left"/>
+            </w:pPr>
+            <w:r>
+              <w:rPr>
+                <w:sz w:val="17"/>
+              </w:rPr>
+              <w:t xml:space="preserve">Derived (no DBIZ2 figure)</w:t>
+            </w:r>
+          </w:p>
+        </w:tc>
+        <w:tc>
+          <w:tcPr/>
+          <w:p>
+            <w:pPr>
+              <w:pStyle w:val="Compact"/>
+              <w:jc w:val="left"/>
+            </w:pPr>
+            <w:r>
+              <w:rPr>
+                <w:sz w:val="17"/>
+              </w:rPr>
+              <w:t xml:space="preserve">this document</w:t>
+            </w:r>
+          </w:p>
+        </w:tc>
+      </w:tr>
+      <w:tr>
+        <w:tc>
+          <w:tcPr/>
+          <w:p>
+            <w:pPr>
+              <w:pStyle w:val="Compact"/>
+              <w:jc w:val="left"/>
+            </w:pPr>
+            <w:r>
+              <w:rPr>
+                <w:sz w:val="17"/>
+              </w:rPr>
+              <w:t xml:space="preserve">5. Functional requirements</w:t>
+            </w:r>
+          </w:p>
+        </w:tc>
+        <w:tc>
+          <w:tcPr/>
+          <w:p>
+            <w:pPr>
+              <w:pStyle w:val="Compact"/>
+              <w:jc w:val="left"/>
+            </w:pPr>
+            <w:r>
+              <w:rPr>
+                <w:sz w:val="17"/>
+              </w:rPr>
+              <w:t xml:space="preserve">Function List rows 21–23</w:t>
+            </w:r>
+          </w:p>
+        </w:tc>
+        <w:tc>
+          <w:tcPr/>
+          <w:p>
+            <w:pPr>
+              <w:pStyle w:val="Compact"/>
+              <w:jc w:val="left"/>
+            </w:pPr>
+            <w:r>
+              <w:rPr>
+                <w:rStyle w:val="VerbatimChar"/>
+                <w:sz w:val="17"/>
+              </w:rPr>
+              <w:t xml:space="preserve">docs/function-list.md</w:t>
+            </w:r>
+            <w:r>
+              <w:rPr>
+                <w:sz w:val="17"/>
+              </w:rPr>
+              <w:t xml:space="preserve"> </w:t>
+            </w:r>
+            <w:r>
+              <w:rPr>
+                <w:sz w:val="17"/>
+              </w:rPr>
+              <w:t xml:space="preserve">rows 21–23</w:t>
+            </w:r>
+          </w:p>
+        </w:tc>
+      </w:tr>
+      <w:tr>
+        <w:tc>
+          <w:tcPr/>
+          <w:p>
+            <w:pPr>
+              <w:pStyle w:val="Compact"/>
+              <w:jc w:val="left"/>
+            </w:pPr>
+            <w:r>
+              <w:rPr>
+                <w:sz w:val="17"/>
+              </w:rPr>
+              <w:t xml:space="preserve">7. Screens</w:t>
+            </w:r>
+          </w:p>
+        </w:tc>
+        <w:tc>
+          <w:tcPr/>
+          <w:p>
+            <w:pPr>
+              <w:pStyle w:val="Compact"/>
+              <w:jc w:val="left"/>
+            </w:pPr>
+            <w:r>
+              <w:rPr>
+                <w:sz w:val="17"/>
+              </w:rPr>
+              <w:t xml:space="preserve">Screen List SC-01, SC-02, SC-13</w:t>
+            </w:r>
+          </w:p>
+        </w:tc>
+        <w:tc>
+          <w:tcPr/>
+          <w:p>
+            <w:pPr>
+              <w:pStyle w:val="Compact"/>
+              <w:jc w:val="left"/>
+            </w:pPr>
+            <w:r>
+              <w:rPr>
+                <w:rStyle w:val="VerbatimChar"/>
+                <w:sz w:val="17"/>
+              </w:rPr>
+              <w:t xml:space="preserve">docs/screen-list.md</w:t>
+            </w:r>
+            <w:r>
+              <w:rPr>
+                <w:sz w:val="17"/>
+              </w:rPr>
+              <w:t xml:space="preserve"> </w:t>
+            </w:r>
+            <w:r>
+              <w:rPr>
+                <w:sz w:val="17"/>
+              </w:rPr>
+              <w:t xml:space="preserve">§1</w:t>
+            </w:r>
+          </w:p>
+        </w:tc>
+      </w:tr>
+    </w:tbl>
+    <w:bookmarkStart w:id="39" w:name="X0ebe4ea0055657d0fde6dddb3c03c11905d0ce8"/>
+    <w:p>
+      <w:pPr>
+        <w:pStyle w:val="Heading3"/>
+      </w:pPr>
+      <w:r>
+        <w:t xml:space="preserve">11.1 Reconciliation with DBIZ2 (System Design v2.0)</w:t>
+      </w:r>
+    </w:p>
+    <w:p>
+      <w:pPr>
+        <w:pStyle w:val="FirstParagraph"/>
+      </w:pPr>
+      <w:r>
+        <w:t xml:space="preserve">Where the 20-screen design or this spec differs from the DBIZ2 Function List, the difference is written here instead of being silently changed.</w:t>
+      </w:r>
+    </w:p>
+    <w:tbl>
+      <w:tblPr>
+        <w:tblStyle w:val="Table"/>
+        <w:tblLook w:firstRow="1" w:lastRow="0" w:firstColumn="0" w:lastColumn="0" w:noHBand="0" w:noVBand="0" w:val="0020"/>
+        <w:jc w:val="start"/>
+        <w:tblBorders>
+          <w:top w:val="single" w:sz="4" w:color="C9CED6"/>
+          <w:left w:val="single" w:sz="4" w:color="C9CED6"/>
+          <w:bottom w:val="single" w:sz="4" w:color="C9CED6"/>
+          <w:right w:val="single" w:sz="4" w:color="C9CED6"/>
+          <w:insideH w:val="single" w:sz="4" w:color="C9CED6"/>
+          <w:insideV w:val="single" w:sz="4" w:color="C9CED6"/>
+        </w:tblBorders>
+        <w:tblW w:w="5000" w:type="pct"/>
+      </w:tblPr>
+      <w:tblGrid>
+        <w:gridCol w:w="2465"/>
+        <w:gridCol w:w="2465"/>
+        <w:gridCol w:w="2465"/>
+        <w:gridCol w:w="2465"/>
+      </w:tblGrid>
+      <w:tr>
+        <w:trPr>
+          <w:tblHeader w:val="true"/>
+        </w:trPr>
+        <w:tc>
+          <w:tcPr>
+            <w:shd w:val="clear" w:color="auto" w:fill="E4ECF7"/>
+          </w:tcPr>
+          <w:p>
+            <w:pPr>
+              <w:pStyle w:val="Compact"/>
+              <w:jc w:val="left"/>
+            </w:pPr>
+            <w:r>
+              <w:rPr>
+                <w:b/>
+                <w:color w:val="1F2A5C"/>
+                <w:sz w:val="17"/>
+              </w:rPr>
+              <w:t xml:space="preserve">Topic</w:t>
+            </w:r>
+          </w:p>
+        </w:tc>
+        <w:tc>
+          <w:tcPr>
+            <w:shd w:val="clear" w:color="auto" w:fill="E4ECF7"/>
+          </w:tcPr>
+          <w:p>
+            <w:pPr>
+              <w:pStyle w:val="Compact"/>
+              <w:jc w:val="left"/>
+            </w:pPr>
+            <w:r>
+              <w:rPr>
+                <w:b/>
+                <w:color w:val="1F2A5C"/>
+                <w:sz w:val="17"/>
+              </w:rPr>
+              <w:t xml:space="preserve">DBIZ2 / System Design v2.0</w:t>
+            </w:r>
+          </w:p>
+        </w:tc>
+        <w:tc>
+          <w:tcPr>
+            <w:shd w:val="clear" w:color="auto" w:fill="E4ECF7"/>
+          </w:tcPr>
+          <w:p>
+            <w:pPr>
+              <w:pStyle w:val="Compact"/>
+              <w:jc w:val="left"/>
+            </w:pPr>
+            <w:r>
+              <w:rPr>
+                <w:b/>
+                <w:color w:val="1F2A5C"/>
+                <w:sz w:val="17"/>
+              </w:rPr>
+              <w:t xml:space="preserve">This spec</w:t>
+            </w:r>
+          </w:p>
+        </w:tc>
+        <w:tc>
+          <w:tcPr>
+            <w:shd w:val="clear" w:color="auto" w:fill="E4ECF7"/>
+          </w:tcPr>
+          <w:p>
+            <w:pPr>
+              <w:pStyle w:val="Compact"/>
+              <w:jc w:val="left"/>
+            </w:pPr>
+            <w:r>
+              <w:rPr>
+                <w:b/>
+                <w:color w:val="1F2A5C"/>
+                <w:sz w:val="17"/>
+              </w:rPr>
+              <w:t xml:space="preserve">Status</w:t>
+            </w:r>
+          </w:p>
+        </w:tc>
+      </w:tr>
+      <w:tr>
+        <w:tc>
+          <w:tcPr/>
+          <w:p>
+            <w:pPr>
+              <w:pStyle w:val="Compact"/>
+              <w:jc w:val="left"/>
+            </w:pPr>
+            <w:r>
+              <w:rPr>
+                <w:sz w:val="17"/>
+              </w:rPr>
+              <w:t xml:space="preserve">Router input</w:t>
+            </w:r>
+          </w:p>
+        </w:tc>
+        <w:tc>
+          <w:tcPr/>
+          <w:p>
+            <w:pPr>
+              <w:pStyle w:val="Compact"/>
+              <w:jc w:val="left"/>
+            </w:pPr>
+            <w:r>
+              <w:rPr>
+                <w:sz w:val="17"/>
+              </w:rPr>
+              <w:t xml:space="preserve">F-M1-02 input:</w:t>
+            </w:r>
+            <w:r>
+              <w:rPr>
+                <w:sz w:val="17"/>
+              </w:rPr>
+              <w:t xml:space="preserve"> </w:t>
+            </w:r>
+            <w:r>
+              <w:rPr>
+                <w:rStyle w:val="VerbatimChar"/>
+                <w:sz w:val="17"/>
+              </w:rPr>
+              <w:t xml:space="preserve">segment</w:t>
+            </w:r>
+            <w:r>
+              <w:rPr>
+                <w:sz w:val="17"/>
+              </w:rPr>
+              <w:t xml:space="preserve"> </w:t>
+            </w:r>
+            <w:r>
+              <w:rPr>
+                <w:sz w:val="17"/>
+              </w:rPr>
+              <w:t xml:space="preserve">chosen from three cards</w:t>
+            </w:r>
+          </w:p>
+        </w:tc>
+        <w:tc>
+          <w:tcPr/>
+          <w:p>
+            <w:pPr>
+              <w:pStyle w:val="Compact"/>
+              <w:jc w:val="left"/>
+            </w:pPr>
+            <w:r>
+              <w:rPr>
+                <w:sz w:val="17"/>
+              </w:rPr>
+              <w:t xml:space="preserve">Four questions decide the segment; cards remain as override (screen list note #3)</w:t>
+            </w:r>
+          </w:p>
+        </w:tc>
+        <w:tc>
+          <w:tcPr/>
+          <w:p>
+            <w:pPr>
+              <w:pStyle w:val="Compact"/>
+              <w:jc w:val="left"/>
+            </w:pPr>
+            <w:r>
+              <w:rPr>
+                <w:sz w:val="17"/>
+              </w:rPr>
+              <w:t xml:space="preserve">Changed — Confirmed by the Client</w:t>
+            </w:r>
+          </w:p>
+        </w:tc>
+      </w:tr>
+      <w:tr>
+        <w:tc>
+          <w:tcPr/>
+          <w:p>
+            <w:pPr>
+              <w:pStyle w:val="Compact"/>
+              <w:jc w:val="left"/>
+            </w:pPr>
+            <w:r>
+              <w:rPr>
+                <w:sz w:val="17"/>
+              </w:rPr>
+              <w:t xml:space="preserve">Who a decision belongs to</w:t>
+            </w:r>
+          </w:p>
+        </w:tc>
+        <w:tc>
+          <w:tcPr/>
+          <w:p>
+            <w:pPr>
+              <w:pStyle w:val="Compact"/>
+              <w:jc w:val="left"/>
+            </w:pPr>
+            <w:r>
+              <w:rPr>
+                <w:sz w:val="17"/>
+              </w:rPr>
+              <w:t xml:space="preserve">one value meaning either a session or a project</w:t>
+            </w:r>
+          </w:p>
+        </w:tc>
+        <w:tc>
+          <w:tcPr/>
+          <w:p>
+            <w:pPr>
+              <w:pStyle w:val="Compact"/>
+              <w:jc w:val="left"/>
+            </w:pPr>
+            <w:r>
+              <w:rPr>
+                <w:rStyle w:val="VerbatimChar"/>
+                <w:sz w:val="17"/>
+              </w:rPr>
+              <w:t xml:space="preserve">project_id</w:t>
+            </w:r>
+            <w:r>
+              <w:rPr>
+                <w:sz w:val="17"/>
+              </w:rPr>
+              <w:t xml:space="preserve"> </w:t>
+            </w:r>
+            <w:r>
+              <w:rPr>
+                <w:sz w:val="17"/>
+              </w:rPr>
+              <w:t xml:space="preserve">once the project is saved,</w:t>
+            </w:r>
+            <w:r>
+              <w:rPr>
+                <w:sz w:val="17"/>
+              </w:rPr>
+              <w:t xml:space="preserve"> </w:t>
+            </w:r>
+            <w:r>
+              <w:rPr>
+                <w:rStyle w:val="VerbatimChar"/>
+                <w:sz w:val="17"/>
+              </w:rPr>
+              <w:t xml:space="preserve">session_key</w:t>
+            </w:r>
+            <w:r>
+              <w:rPr>
+                <w:sz w:val="17"/>
+              </w:rPr>
+              <w:t xml:space="preserve"> </w:t>
+            </w:r>
+            <w:r>
+              <w:rPr>
+                <w:sz w:val="17"/>
+              </w:rPr>
+              <w:t xml:space="preserve">before that; exactly one is set (§6.1)</w:t>
+            </w:r>
+          </w:p>
+        </w:tc>
+        <w:tc>
+          <w:tcPr/>
+          <w:p>
+            <w:pPr>
+              <w:pStyle w:val="Compact"/>
+              <w:jc w:val="left"/>
+            </w:pPr>
+            <w:r>
+              <w:rPr>
+                <w:sz w:val="17"/>
+              </w:rPr>
+              <w:t xml:space="preserve">Changed — Group C decision 01/10/2026</w:t>
+            </w:r>
+          </w:p>
+        </w:tc>
+      </w:tr>
+    </w:tbl>
     <w:bookmarkEnd w:id="39"/>
-    <w:bookmarkStart w:id="40" w:name="completion-checklist"/>
+    <w:bookmarkEnd w:id="40"/>
+    <w:bookmarkStart w:id="41" w:name="completion-checklist"/>
     <w:p>
       <w:pPr>
         <w:pStyle w:val="Heading2"/>
@@ -5478,8 +6554,8 @@
         <w:t xml:space="preserve">, mapped onto the DBIZ2 Product Design Package. DBIZ3, VJCBI College — FTU. Group C · CINEMATCH.</w:t>
       </w:r>
     </w:p>
-    <w:bookmarkEnd w:id="40"/>
     <w:bookmarkEnd w:id="41"/>
+    <w:bookmarkEnd w:id="42"/>
     <w:sectPr>
       <w:pgMar w:bottom="1020" w:left="1020" w:right="1020" w:top="1020"/>
     </w:sectPr>

--- a/docs/word/specs/spec-M1.docx
+++ b/docs/word/specs/spec-M1.docx
@@ -2,7 +2,7 @@
 <file path=word/document.xml><?xml version="1.0" encoding="utf-8"?>
 <w:document xmlns:w="http://schemas.openxmlformats.org/wordprocessingml/2006/main" xmlns:m="http://schemas.openxmlformats.org/officeDocument/2006/math" xmlns:r="http://schemas.openxmlformats.org/officeDocument/2006/relationships" xmlns:o="urn:schemas-microsoft-com:office:office" xmlns:v="urn:schemas-microsoft-com:vml" xmlns:w10="urn:schemas-microsoft-com:office:word" xmlns:a="http://schemas.openxmlformats.org/drawingml/2006/main" xmlns:pic="http://schemas.openxmlformats.org/drawingml/2006/picture" xmlns:wp="http://schemas.openxmlformats.org/drawingml/2006/wordprocessingDrawing">
   <w:body>
-    <w:bookmarkStart w:id="42" w:name="spec-document-segment-router"/>
+    <w:bookmarkStart w:id="44" w:name="spec-document-segment-router"/>
     <w:p>
       <w:pPr>
         <w:pStyle w:val="Heading1"/>
@@ -340,7 +340,76 @@
         </w:tc>
       </w:tr>
     </w:tbl>
-    <w:bookmarkStart w:id="20" w:name="X4666c8db187a468bd7c4d1efd69e1ca31a62544"/>
+    <w:bookmarkStart w:id="21" w:name="clarifications"/>
+    <w:p>
+      <w:pPr>
+        <w:pStyle w:val="Heading2"/>
+      </w:pPr>
+      <w:r>
+        <w:t xml:space="preserve">Clarifications</w:t>
+      </w:r>
+    </w:p>
+    <w:bookmarkStart w:id="20" w:name="Xf89618e9cb7f126f51da04256cab1648125083e"/>
+    <w:p>
+      <w:pPr>
+        <w:pStyle w:val="Heading3"/>
+      </w:pPr>
+      <w:r>
+        <w:t xml:space="preserve">Session 2026-10-28 (Group C, provisional — the owner in §10 confirms before launch)</w:t>
+      </w:r>
+    </w:p>
+    <w:p>
+      <w:pPr>
+        <w:numPr>
+          <w:ilvl w:val="0"/>
+          <w:numId w:val="1001"/>
+        </w:numPr>
+        <w:pStyle w:val="Compact"/>
+      </w:pPr>
+      <w:r>
+        <w:t xml:space="preserve">Q1: Co-production (question 3): segment A or B, or a separate segment? → A: Co-production is classified as segment A (full licence path).</w:t>
+      </w:r>
+    </w:p>
+    <w:p>
+      <w:pPr>
+        <w:numPr>
+          <w:ilvl w:val="0"/>
+          <w:numId w:val="1001"/>
+        </w:numPr>
+        <w:pStyle w:val="Compact"/>
+      </w:pPr>
+      <w:r>
+        <w:t xml:space="preserve">Q2: Does segment C (only hiring Vietnamese cast or services, no shooting in Vietnam) really need no licence at all? → A: Segment C needs no shooting licence, but the result shows a checklist of the usual commercial documents (service contract, crew visas) with the caveat</w:t>
+      </w:r>
+      <w:r>
+        <w:t xml:space="preserve"> </w:t>
+      </w:r>
+      <w:r>
+        <w:rPr>
+          <w:iCs/>
+          <w:i/>
+        </w:rPr>
+        <w:t xml:space="preserve">not legal advice — confirm with VFDA</w:t>
+      </w:r>
+      <w:r>
+        <w:t xml:space="preserve">.</w:t>
+      </w:r>
+    </w:p>
+    <w:p>
+      <w:pPr>
+        <w:numPr>
+          <w:ilvl w:val="0"/>
+          <w:numId w:val="1001"/>
+        </w:numPr>
+        <w:pStyle w:val="Compact"/>
+      </w:pPr>
+      <w:r>
+        <w:t xml:space="preserve">Q3: does VFDA allow its logo and association name on the landing page, and what is the official wording → A: The landing page does not mention VFDA at all (no logo, no association name) until VFDA gives written approval.</w:t>
+      </w:r>
+    </w:p>
+    <w:bookmarkEnd w:id="20"/>
+    <w:bookmarkEnd w:id="21"/>
+    <w:bookmarkStart w:id="22" w:name="X4666c8db187a468bd7c4d1efd69e1ca31a62544"/>
     <w:p>
       <w:pPr>
         <w:pStyle w:val="Heading2"/>
@@ -373,7 +442,7 @@
       <w:pPr>
         <w:numPr>
           <w:ilvl w:val="0"/>
-          <w:numId w:val="1001"/>
+          <w:numId w:val="1002"/>
         </w:numPr>
         <w:pStyle w:val="Compact"/>
       </w:pPr>
@@ -385,7 +454,7 @@
       <w:pPr>
         <w:numPr>
           <w:ilvl w:val="0"/>
-          <w:numId w:val="1001"/>
+          <w:numId w:val="1002"/>
         </w:numPr>
         <w:pStyle w:val="Compact"/>
       </w:pPr>
@@ -407,7 +476,7 @@
       <w:pPr>
         <w:numPr>
           <w:ilvl w:val="0"/>
-          <w:numId w:val="1001"/>
+          <w:numId w:val="1002"/>
         </w:numPr>
         <w:pStyle w:val="Compact"/>
       </w:pPr>
@@ -431,7 +500,7 @@
       <w:pPr>
         <w:numPr>
           <w:ilvl w:val="0"/>
-          <w:numId w:val="1002"/>
+          <w:numId w:val="1003"/>
         </w:numPr>
         <w:pStyle w:val="Compact"/>
       </w:pPr>
@@ -443,7 +512,7 @@
       <w:pPr>
         <w:numPr>
           <w:ilvl w:val="0"/>
-          <w:numId w:val="1002"/>
+          <w:numId w:val="1003"/>
         </w:numPr>
         <w:pStyle w:val="Compact"/>
       </w:pPr>
@@ -467,7 +536,7 @@
       <w:pPr>
         <w:numPr>
           <w:ilvl w:val="0"/>
-          <w:numId w:val="1003"/>
+          <w:numId w:val="1004"/>
         </w:numPr>
         <w:pStyle w:val="Compact"/>
       </w:pPr>
@@ -479,7 +548,7 @@
       <w:pPr>
         <w:numPr>
           <w:ilvl w:val="0"/>
-          <w:numId w:val="1003"/>
+          <w:numId w:val="1004"/>
         </w:numPr>
         <w:pStyle w:val="Compact"/>
       </w:pPr>
@@ -506,7 +575,7 @@
       <w:pPr>
         <w:numPr>
           <w:ilvl w:val="0"/>
-          <w:numId w:val="1003"/>
+          <w:numId w:val="1004"/>
         </w:numPr>
         <w:pStyle w:val="Compact"/>
       </w:pPr>
@@ -514,8 +583,8 @@
         <w:t xml:space="preserve">SYS — bilingual text.</w:t>
       </w:r>
     </w:p>
-    <w:bookmarkEnd w:id="20"/>
-    <w:bookmarkStart w:id="21" w:name="X572f76d4414d525199501e7085f189788c65188"/>
+    <w:bookmarkEnd w:id="22"/>
+    <w:bookmarkStart w:id="23" w:name="X572f76d4414d525199501e7085f189788c65188"/>
     <w:p>
       <w:pPr>
         <w:pStyle w:val="Heading2"/>
@@ -748,8 +817,8 @@
         </w:tc>
       </w:tr>
     </w:tbl>
-    <w:bookmarkEnd w:id="21"/>
-    <w:bookmarkStart w:id="26" w:name="X6e9f8def7ab98f65fc162bbf7fd6dd9285f3897"/>
+    <w:bookmarkEnd w:id="23"/>
+    <w:bookmarkStart w:id="28" w:name="X6e9f8def7ab98f65fc162bbf7fd6dd9285f3897"/>
     <w:p>
       <w:pPr>
         <w:pStyle w:val="Heading2"/>
@@ -758,7 +827,7 @@
         <w:t xml:space="preserve">3. User scenarios and acceptance criteria</w:t>
       </w:r>
     </w:p>
-    <w:bookmarkStart w:id="22" w:name="X8258e8aca865cdb826e3228377a69c99d30692e"/>
+    <w:bookmarkStart w:id="24" w:name="X8258e8aca865cdb826e3228377a69c99d30692e"/>
     <w:p>
       <w:pPr>
         <w:pStyle w:val="Heading3"/>
@@ -801,7 +870,7 @@
       <w:pPr>
         <w:numPr>
           <w:ilvl w:val="0"/>
-          <w:numId w:val="1004"/>
+          <w:numId w:val="1005"/>
         </w:numPr>
         <w:pStyle w:val="Compact"/>
       </w:pPr>
@@ -916,7 +985,7 @@
       <w:pPr>
         <w:numPr>
           <w:ilvl w:val="0"/>
-          <w:numId w:val="1004"/>
+          <w:numId w:val="1005"/>
         </w:numPr>
         <w:pStyle w:val="Compact"/>
       </w:pPr>
@@ -1014,7 +1083,7 @@
       <w:pPr>
         <w:numPr>
           <w:ilvl w:val="0"/>
-          <w:numId w:val="1004"/>
+          <w:numId w:val="1005"/>
         </w:numPr>
         <w:pStyle w:val="Compact"/>
       </w:pPr>
@@ -1064,8 +1133,8 @@
         <w:t xml:space="preserve">it returns the same segment (decision table, no language model).</w:t>
       </w:r>
     </w:p>
-    <w:bookmarkEnd w:id="22"/>
-    <w:bookmarkStart w:id="23" w:name="us-2-p2-override-the-result"/>
+    <w:bookmarkEnd w:id="24"/>
+    <w:bookmarkStart w:id="25" w:name="us-2-p2-override-the-result"/>
     <w:p>
       <w:pPr>
         <w:pStyle w:val="Heading3"/>
@@ -1108,7 +1177,7 @@
       <w:pPr>
         <w:numPr>
           <w:ilvl w:val="0"/>
-          <w:numId w:val="1005"/>
+          <w:numId w:val="1006"/>
         </w:numPr>
         <w:pStyle w:val="Compact"/>
       </w:pPr>
@@ -1173,8 +1242,8 @@
         <w:t xml:space="preserve">is recorded.</w:t>
       </w:r>
     </w:p>
-    <w:bookmarkEnd w:id="23"/>
-    <w:bookmarkStart w:id="24" w:name="X9c1c291e160b7ea9a4af69afe59fb682dcc1d0e"/>
+    <w:bookmarkEnd w:id="25"/>
+    <w:bookmarkStart w:id="26" w:name="X9c1c291e160b7ea9a4af69afe59fb682dcc1d0e"/>
     <w:p>
       <w:pPr>
         <w:pStyle w:val="Heading3"/>
@@ -1217,7 +1286,7 @@
       <w:pPr>
         <w:numPr>
           <w:ilvl w:val="0"/>
-          <w:numId w:val="1006"/>
+          <w:numId w:val="1007"/>
         </w:numPr>
         <w:pStyle w:val="Compact"/>
       </w:pPr>
@@ -1276,8 +1345,8 @@
         <w:t xml:space="preserve">).</w:t>
       </w:r>
     </w:p>
-    <w:bookmarkEnd w:id="24"/>
-    <w:bookmarkStart w:id="25" w:name="edge-cases"/>
+    <w:bookmarkEnd w:id="26"/>
+    <w:bookmarkStart w:id="27" w:name="edge-cases"/>
     <w:p>
       <w:pPr>
         <w:pStyle w:val="Heading3"/>
@@ -1290,7 +1359,7 @@
       <w:pPr>
         <w:numPr>
           <w:ilvl w:val="0"/>
-          <w:numId w:val="1007"/>
+          <w:numId w:val="1008"/>
         </w:numPr>
         <w:pStyle w:val="Compact"/>
       </w:pPr>
@@ -1344,7 +1413,7 @@
       <w:pPr>
         <w:numPr>
           <w:ilvl w:val="0"/>
-          <w:numId w:val="1007"/>
+          <w:numId w:val="1008"/>
         </w:numPr>
         <w:pStyle w:val="Compact"/>
       </w:pPr>
@@ -1356,7 +1425,7 @@
       <w:pPr>
         <w:numPr>
           <w:ilvl w:val="0"/>
-          <w:numId w:val="1007"/>
+          <w:numId w:val="1008"/>
         </w:numPr>
         <w:pStyle w:val="Compact"/>
       </w:pPr>
@@ -1377,9 +1446,9 @@
         <w:t xml:space="preserve">): [NEEDS CLARIFICATION: A or B?] — shown as open question 1.</w:t>
       </w:r>
     </w:p>
-    <w:bookmarkEnd w:id="25"/>
-    <w:bookmarkEnd w:id="26"/>
-    <w:bookmarkStart w:id="29" w:name="X642f26008f14b2e5af562a7ed56d7333412cc34"/>
+    <w:bookmarkEnd w:id="27"/>
+    <w:bookmarkEnd w:id="28"/>
+    <w:bookmarkStart w:id="31" w:name="X642f26008f14b2e5af562a7ed56d7333412cc34"/>
     <w:p>
       <w:pPr>
         <w:pStyle w:val="Heading2"/>
@@ -1388,7 +1457,7 @@
         <w:t xml:space="preserve">4. Flows</w:t>
       </w:r>
     </w:p>
-    <w:bookmarkStart w:id="27" w:name="X358e3fc79fd5460a9ad08c2b6042226d503748a"/>
+    <w:bookmarkStart w:id="29" w:name="X358e3fc79fd5460a9ad08c2b6042226d503748a"/>
     <w:p>
       <w:pPr>
         <w:pStyle w:val="Heading3"/>
@@ -1483,8 +1552,8 @@
         <w:t xml:space="preserve">    Q1 -- "Segment C: hire services only" --&gt; CJUMP([See the segment C flow in spec-M4])</w:t>
       </w:r>
     </w:p>
-    <w:bookmarkEnd w:id="27"/>
-    <w:bookmarkStart w:id="28" w:name="Xac915f1cee43926d6c5c16f620b169b99670120"/>
+    <w:bookmarkEnd w:id="29"/>
+    <w:bookmarkStart w:id="30" w:name="Xac915f1cee43926d6c5c16f620b169b99670120"/>
     <w:p>
       <w:pPr>
         <w:pStyle w:val="Heading3"/>
@@ -1651,9 +1720,9 @@
         <w:t xml:space="preserve">    FE--&gt;&gt;GU: Go to project creation (SC-10)</w:t>
       </w:r>
     </w:p>
-    <w:bookmarkEnd w:id="28"/>
-    <w:bookmarkEnd w:id="29"/>
-    <w:bookmarkStart w:id="32" w:name="X052d9d50bef594c4dcaeeac6011093e4925597a"/>
+    <w:bookmarkEnd w:id="30"/>
+    <w:bookmarkEnd w:id="31"/>
+    <w:bookmarkStart w:id="34" w:name="X052d9d50bef594c4dcaeeac6011093e4925597a"/>
     <w:p>
       <w:pPr>
         <w:pStyle w:val="Heading2"/>
@@ -2042,7 +2111,7 @@
         </w:tc>
       </w:tr>
     </w:tbl>
-    <w:bookmarkStart w:id="30" w:name="X0b60481e9d94c018d9ee6d90566933e257614bf"/>
+    <w:bookmarkStart w:id="32" w:name="X0b60481e9d94c018d9ee6d90566933e257614bf"/>
     <w:p>
       <w:pPr>
         <w:pStyle w:val="Heading3"/>
@@ -3084,8 +3153,8 @@
         </w:tc>
       </w:tr>
     </w:tbl>
-    <w:bookmarkEnd w:id="30"/>
-    <w:bookmarkStart w:id="31" w:name="Xf08c5fac6d146dfbd969d3549b1b5c53dd98aa2"/>
+    <w:bookmarkEnd w:id="32"/>
+    <w:bookmarkStart w:id="33" w:name="Xf08c5fac6d146dfbd969d3549b1b5c53dd98aa2"/>
     <w:p>
       <w:pPr>
         <w:pStyle w:val="Heading3"/>
@@ -3378,9 +3447,9 @@
         </w:tc>
       </w:tr>
     </w:tbl>
-    <w:bookmarkEnd w:id="31"/>
-    <w:bookmarkEnd w:id="32"/>
-    <w:bookmarkStart w:id="34" w:name="Xd4a7e4930d01b3f2af150543fa31b412e6715be"/>
+    <w:bookmarkEnd w:id="33"/>
+    <w:bookmarkEnd w:id="34"/>
+    <w:bookmarkStart w:id="36" w:name="Xd4a7e4930d01b3f2af150543fa31b412e6715be"/>
     <w:p>
       <w:pPr>
         <w:pStyle w:val="Heading2"/>
@@ -3613,7 +3682,7 @@
         </w:tc>
       </w:tr>
     </w:tbl>
-    <w:bookmarkStart w:id="33" w:name="Xbecd423f5882972d65b0bceed9cc4371cda5552"/>
+    <w:bookmarkStart w:id="35" w:name="Xbecd423f5882972d65b0bceed9cc4371cda5552"/>
     <w:p>
       <w:pPr>
         <w:pStyle w:val="Heading3"/>
@@ -4588,9 +4657,9 @@
         </w:tc>
       </w:tr>
     </w:tbl>
-    <w:bookmarkEnd w:id="33"/>
-    <w:bookmarkEnd w:id="34"/>
-    <w:bookmarkStart w:id="35" w:name="Xd2a645a1673f9c3c0ba35362f9a4e8652055502"/>
+    <w:bookmarkEnd w:id="35"/>
+    <w:bookmarkEnd w:id="36"/>
+    <w:bookmarkStart w:id="37" w:name="Xd2a645a1673f9c3c0ba35362f9a4e8652055502"/>
     <w:p>
       <w:pPr>
         <w:pStyle w:val="Heading2"/>
@@ -4891,8 +4960,8 @@
         </w:tc>
       </w:tr>
     </w:tbl>
-    <w:bookmarkEnd w:id="35"/>
-    <w:bookmarkStart w:id="36" w:name="Xbe7985084ef4dfdbc7e9fba0a235022f75110b0"/>
+    <w:bookmarkEnd w:id="37"/>
+    <w:bookmarkStart w:id="38" w:name="Xbe7985084ef4dfdbc7e9fba0a235022f75110b0"/>
     <w:p>
       <w:pPr>
         <w:pStyle w:val="Heading2"/>
@@ -5144,8 +5213,8 @@
         </w:tc>
       </w:tr>
     </w:tbl>
-    <w:bookmarkEnd w:id="36"/>
-    <w:bookmarkStart w:id="37" w:name="Xf0e84fbc24061432f3671343bf60d40f0e14ddf"/>
+    <w:bookmarkEnd w:id="38"/>
+    <w:bookmarkStart w:id="39" w:name="Xf0e84fbc24061432f3671343bf60d40f0e14ddf"/>
     <w:p>
       <w:pPr>
         <w:pStyle w:val="Heading2"/>
@@ -5158,7 +5227,7 @@
       <w:pPr>
         <w:numPr>
           <w:ilvl w:val="0"/>
-          <w:numId w:val="1008"/>
+          <w:numId w:val="1009"/>
         </w:numPr>
         <w:pStyle w:val="Compact"/>
       </w:pPr>
@@ -5183,7 +5252,7 @@
       <w:pPr>
         <w:numPr>
           <w:ilvl w:val="0"/>
-          <w:numId w:val="1008"/>
+          <w:numId w:val="1009"/>
         </w:numPr>
         <w:pStyle w:val="Compact"/>
       </w:pPr>
@@ -5191,8 +5260,8 @@
         <w:t xml:space="preserve">The decision table is small enough (≤ 20 rows) for VFDA to review by hand.</w:t>
       </w:r>
     </w:p>
-    <w:bookmarkEnd w:id="37"/>
-    <w:bookmarkStart w:id="38" w:name="X55a6565c84ac464289a534278fc4074fe00819d"/>
+    <w:bookmarkEnd w:id="39"/>
+    <w:bookmarkStart w:id="40" w:name="X55a6565c84ac464289a534278fc4074fe00819d"/>
     <w:p>
       <w:pPr>
         <w:pStyle w:val="Heading2"/>
@@ -5409,7 +5478,7 @@
               <w:rPr>
                 <w:sz w:val="17"/>
               </w:rPr>
-              <w:t xml:space="preserve">Open</w:t>
+              <w:t xml:space="preserve">Decided (provisional, VFDA to confirm) — see Clarifications</w:t>
             </w:r>
           </w:p>
         </w:tc>
@@ -5500,7 +5569,7 @@
               <w:rPr>
                 <w:sz w:val="17"/>
               </w:rPr>
-              <w:t xml:space="preserve">Open</w:t>
+              <w:t xml:space="preserve">Decided (provisional, VFDA to confirm) — see Clarifications</w:t>
             </w:r>
           </w:p>
         </w:tc>
@@ -5591,7 +5660,7 @@
               <w:rPr>
                 <w:sz w:val="17"/>
               </w:rPr>
-              <w:t xml:space="preserve">Open</w:t>
+              <w:t xml:space="preserve">Decided (provisional, VFDA to confirm) — see Clarifications</w:t>
             </w:r>
           </w:p>
         </w:tc>
@@ -5688,8 +5757,8 @@
         </w:tc>
       </w:tr>
     </w:tbl>
-    <w:bookmarkEnd w:id="38"/>
-    <w:bookmarkStart w:id="40" w:name="Xfe89178ba2c1baf2da96240bc9850b678501375"/>
+    <w:bookmarkEnd w:id="40"/>
+    <w:bookmarkStart w:id="42" w:name="Xfe89178ba2c1baf2da96240bc9850b678501375"/>
     <w:p>
       <w:pPr>
         <w:pStyle w:val="Heading2"/>
@@ -6056,7 +6125,7 @@
         </w:tc>
       </w:tr>
     </w:tbl>
-    <w:bookmarkStart w:id="39" w:name="X0ebe4ea0055657d0fde6dddb3c03c11905d0ce8"/>
+    <w:bookmarkStart w:id="41" w:name="X0ebe4ea0055657d0fde6dddb3c03c11905d0ce8"/>
     <w:p>
       <w:pPr>
         <w:pStyle w:val="Heading3"/>
@@ -6363,9 +6432,9 @@
         </w:tc>
       </w:tr>
     </w:tbl>
-    <w:bookmarkEnd w:id="39"/>
-    <w:bookmarkEnd w:id="40"/>
-    <w:bookmarkStart w:id="41" w:name="completion-checklist"/>
+    <w:bookmarkEnd w:id="41"/>
+    <w:bookmarkEnd w:id="42"/>
+    <w:bookmarkStart w:id="43" w:name="completion-checklist"/>
     <w:p>
       <w:pPr>
         <w:pStyle w:val="Heading2"/>
@@ -6378,7 +6447,7 @@
       <w:pPr>
         <w:numPr>
           <w:ilvl w:val="0"/>
-          <w:numId w:val="1009"/>
+          <w:numId w:val="1010"/>
         </w:numPr>
         <w:pStyle w:val="Compact"/>
       </w:pPr>
@@ -6390,7 +6459,7 @@
       <w:pPr>
         <w:numPr>
           <w:ilvl w:val="0"/>
-          <w:numId w:val="1009"/>
+          <w:numId w:val="1010"/>
         </w:numPr>
         <w:pStyle w:val="Compact"/>
       </w:pPr>
@@ -6402,7 +6471,7 @@
       <w:pPr>
         <w:numPr>
           <w:ilvl w:val="0"/>
-          <w:numId w:val="1009"/>
+          <w:numId w:val="1010"/>
         </w:numPr>
         <w:pStyle w:val="Compact"/>
       </w:pPr>
@@ -6414,7 +6483,7 @@
       <w:pPr>
         <w:numPr>
           <w:ilvl w:val="0"/>
-          <w:numId w:val="1009"/>
+          <w:numId w:val="1010"/>
         </w:numPr>
         <w:pStyle w:val="Compact"/>
       </w:pPr>
@@ -6442,7 +6511,7 @@
       <w:pPr>
         <w:numPr>
           <w:ilvl w:val="0"/>
-          <w:numId w:val="1009"/>
+          <w:numId w:val="1010"/>
         </w:numPr>
         <w:pStyle w:val="Compact"/>
       </w:pPr>
@@ -6454,7 +6523,7 @@
       <w:pPr>
         <w:numPr>
           <w:ilvl w:val="0"/>
-          <w:numId w:val="1009"/>
+          <w:numId w:val="1010"/>
         </w:numPr>
         <w:pStyle w:val="Compact"/>
       </w:pPr>
@@ -6466,7 +6535,7 @@
       <w:pPr>
         <w:numPr>
           <w:ilvl w:val="0"/>
-          <w:numId w:val="1009"/>
+          <w:numId w:val="1010"/>
         </w:numPr>
         <w:pStyle w:val="Compact"/>
       </w:pPr>
@@ -6478,7 +6547,7 @@
       <w:pPr>
         <w:numPr>
           <w:ilvl w:val="0"/>
-          <w:numId w:val="1009"/>
+          <w:numId w:val="1010"/>
         </w:numPr>
         <w:pStyle w:val="Compact"/>
       </w:pPr>
@@ -6505,7 +6574,7 @@
       <w:pPr>
         <w:numPr>
           <w:ilvl w:val="0"/>
-          <w:numId w:val="1009"/>
+          <w:numId w:val="1010"/>
         </w:numPr>
         <w:pStyle w:val="Compact"/>
       </w:pPr>
@@ -6554,8 +6623,8 @@
         <w:t xml:space="preserve">, mapped onto the DBIZ2 Product Design Package. DBIZ3, VJCBI College — FTU. Group C · CINEMATCH.</w:t>
       </w:r>
     </w:p>
-    <w:bookmarkEnd w:id="41"/>
-    <w:bookmarkEnd w:id="42"/>
+    <w:bookmarkEnd w:id="43"/>
+    <w:bookmarkEnd w:id="44"/>
     <w:sectPr>
       <w:pgMar w:bottom="1020" w:left="1020" w:right="1020" w:top="1020"/>
     </w:sectPr>
@@ -6838,34 +6907,7 @@
     <w:abstractNumId w:val="991"/>
   </w:num>
   <w:num w:numId="1004">
-    <w:abstractNumId w:val="99411"/>
-    <w:lvlOverride w:ilvl="0">
-      <w:startOverride w:val="1"/>
-    </w:lvlOverride>
-    <w:lvlOverride w:ilvl="1">
-      <w:startOverride w:val="1"/>
-    </w:lvlOverride>
-    <w:lvlOverride w:ilvl="2">
-      <w:startOverride w:val="1"/>
-    </w:lvlOverride>
-    <w:lvlOverride w:ilvl="3">
-      <w:startOverride w:val="1"/>
-    </w:lvlOverride>
-    <w:lvlOverride w:ilvl="4">
-      <w:startOverride w:val="1"/>
-    </w:lvlOverride>
-    <w:lvlOverride w:ilvl="5">
-      <w:startOverride w:val="1"/>
-    </w:lvlOverride>
-    <w:lvlOverride w:ilvl="6">
-      <w:startOverride w:val="1"/>
-    </w:lvlOverride>
-    <w:lvlOverride w:ilvl="7">
-      <w:startOverride w:val="1"/>
-    </w:lvlOverride>
-    <w:lvlOverride w:ilvl="8">
-      <w:startOverride w:val="1"/>
-    </w:lvlOverride>
+    <w:abstractNumId w:val="991"/>
   </w:num>
   <w:num w:numId="1005">
     <w:abstractNumId w:val="99411"/>
@@ -6928,12 +6970,42 @@
     </w:lvlOverride>
   </w:num>
   <w:num w:numId="1007">
-    <w:abstractNumId w:val="991"/>
+    <w:abstractNumId w:val="99411"/>
+    <w:lvlOverride w:ilvl="0">
+      <w:startOverride w:val="1"/>
+    </w:lvlOverride>
+    <w:lvlOverride w:ilvl="1">
+      <w:startOverride w:val="1"/>
+    </w:lvlOverride>
+    <w:lvlOverride w:ilvl="2">
+      <w:startOverride w:val="1"/>
+    </w:lvlOverride>
+    <w:lvlOverride w:ilvl="3">
+      <w:startOverride w:val="1"/>
+    </w:lvlOverride>
+    <w:lvlOverride w:ilvl="4">
+      <w:startOverride w:val="1"/>
+    </w:lvlOverride>
+    <w:lvlOverride w:ilvl="5">
+      <w:startOverride w:val="1"/>
+    </w:lvlOverride>
+    <w:lvlOverride w:ilvl="6">
+      <w:startOverride w:val="1"/>
+    </w:lvlOverride>
+    <w:lvlOverride w:ilvl="7">
+      <w:startOverride w:val="1"/>
+    </w:lvlOverride>
+    <w:lvlOverride w:ilvl="8">
+      <w:startOverride w:val="1"/>
+    </w:lvlOverride>
   </w:num>
   <w:num w:numId="1008">
     <w:abstractNumId w:val="991"/>
   </w:num>
   <w:num w:numId="1009">
+    <w:abstractNumId w:val="991"/>
+  </w:num>
+  <w:num w:numId="1010">
     <w:abstractNumId w:val="991"/>
   </w:num>
 </w:numbering>
